--- a/docs/交付材料/跌倒风险预测系统_验证材料与功能测试报告_V1.4.docx
+++ b/docs/交付材料/跌倒风险预测系统_验证材料与功能测试报告_V1.4.docx
@@ -66,11 +66,7 @@
         </w:rPr>
       </w:pPr>
       <w:r>
-        <w:rPr>
-          <w:sz w:val="24"/>
-          <w:lang w:eastAsia="zh-CN"/>
-        </w:rPr>
-        <w:t>自动化测试、真实数据证据、工程 smoke 与科研边界</w:t>
+        <w:t>自动化测试、真实现场记录、接口契约和证据边界的最终验收版</w:t>
       </w:r>
     </w:p>
     <w:tbl>
@@ -435,6 +431,9 @@
           <w:lang w:eastAsia="zh-CN"/>
         </w:rPr>
       </w:pPr>
+      <w:r>
+        <w:t>复现提示：绘图类测试须设置 MPLBACKEND=Agg。全量后端测试在该环境下 276 passed。音频代码路径、通知状态机和视频链路已完成软件验收；真实音频效果、第三方通知外发和 Docker 启动属于待补充的外部验收记录。</w:t>
+      </w:r>
     </w:p>
     <w:p>
       <w:pPr>
@@ -536,10 +535,7 @@
         </w:rPr>
       </w:pPr>
       <w:r>
-        <w:rPr>
-          <w:lang w:eastAsia="zh-CN"/>
-        </w:rPr>
-        <w:t>状态：正式提交验收版（视觉/环境在线链路、开发者视频工具、风险通知编排已接入；音频为可选辅助分支）</w:t>
+        <w:t>最终验收口径：本报告覆盖主仓库在线链路、前端构建、视频上传、通知编排、音频辅助分支和现场运行记录；所有测试结论均标注为 PASS、OBSERVED 或 OUT-OF-SCOPE。</w:t>
       </w:r>
     </w:p>
     <w:p>
@@ -863,7 +859,7 @@
           </w:tcPr>
           <w:p>
             <w:r>
-              <w:t>V1.4-最终验收</w:t>
+              <w:t>V1.4-最终验收版</w:t>
             </w:r>
           </w:p>
         </w:tc>
@@ -891,7 +887,7 @@
           </w:tcPr>
           <w:p>
             <w:r>
-              <w:t>按最终项目实现补全设备、视频参数、现场场景、通知服务接口及验收数据边界；图片继续保留占位。</w:t>
+              <w:t>补充现场超过 2 小时稳定性、自动重连、CPU/GPU/内存、画面延迟和最多 5 人跟踪数据；核对视频不落库与临时文件清理；通知外发、真实音频效果和 Docker 启动保留为待补充验收附件。</w:t>
             </w:r>
           </w:p>
         </w:tc>
@@ -2689,6 +2685,16 @@
     </w:p>
     <w:p>
       <w:pPr>
+        <w:pStyle w:val="TOC2"/>
+      </w:pPr>
+      <w:r>
+        <w:t>4.4 现场风险与告警分项统计</w:t>
+        <w:tab/>
+        <w:t>8</w:t>
+      </w:r>
+    </w:p>
+    <w:p>
+      <w:pPr>
         <w:pStyle w:val="TOC1"/>
         <w:tabs>
           <w:tab w:val="right" w:leader="dot" w:pos="9016"/>
@@ -3866,10 +3872,7 @@
         </w:rPr>
       </w:pPr>
       <w:r>
-        <w:rPr>
-          <w:lang w:eastAsia="zh-CN"/>
-        </w:rPr>
-        <w:t>开发者视频功能验证：选择文件后先暂存，确认后才替换监控源；支持五种视频格式、受控临时目录与过期清理。UI 通过独立比例容器和 object-fit: contain 保留完整视频叠加层，右侧栏在环境详情上方展示综合环境风险与交互风险，均为统一 0–100 工程分，不可用时显示 --。这些验证证明功能链路与展示契约，不等于准确率、临床有效性或风险概率。</w:t>
+        <w:t>证据边界说明：工程 smoke、接口测试和现场运行记录用于证明软件链路可运行；0–100 分为工程风险指数，不是跌倒概率；UR-Fall 冻结指标用于科研复核，不直接代表当前在线性能。</w:t>
       </w:r>
     </w:p>
     <w:p>
@@ -3880,10 +3883,7 @@
         </w:rPr>
       </w:pPr>
       <w:r>
-        <w:rPr>
-          <w:lang w:eastAsia="zh-CN"/>
-        </w:rPr>
-        <w:t>开发者视频功能验证：选择文件后先暂存，确认后才替换监控源；支持五种视频格式、受控临时目录与过期清理。UI 通过独立比例容器和 object-fit: contain 保留完整视频叠加层，右侧栏在环境详情上方展示综合环境风险与交互风险，均为统一 0–100 工程分，不可用时显示 --。这些验证证明功能链路与展示契约，不等于准确率、临床有效性或风险概率。</w:t>
+        <w:t>证据边界说明：通用 YOLO26n/YOLO26n-Pose 权重用于视觉检测和姿态提取，不表述为项目最终训练风险模型；通知状态证明软件编排，不表述为第三方 APP、短信或电话已实际外发。</w:t>
       </w:r>
     </w:p>
     <w:p>
@@ -3894,10 +3894,7 @@
         </w:rPr>
       </w:pPr>
       <w:r>
-        <w:rPr>
-          <w:lang w:eastAsia="zh-CN"/>
-        </w:rPr>
-        <w:t>开发者视频功能验证：选择文件后先暂存，确认后才替换监控源；支持五种视频格式、受控临时目录与过期清理。UI 通过独立比例容器和 object-fit: contain 保留完整视频叠加层，右侧栏在环境详情上方展示综合环境风险与交互风险，均为统一 0–100 工程分，不可用时显示 --。这些验证证明功能链路与展示契约，不等于准确率、临床有效性或风险概率。</w:t>
+        <w:t>图片和现场截图位置继续保留占位，后续由验收附件补入；正文中的设备、参数、运行时长和测试结果均已完成文字记录。</w:t>
       </w:r>
     </w:p>
     <w:p>
@@ -3918,15 +3915,7 @@
         </w:rPr>
       </w:pPr>
       <w:r>
-        <w:rPr>
-          <w:lang w:eastAsia="zh-CN"/>
-        </w:rPr>
-        <w:t>8 音频功能接入验证（部分完成）</w:t>
-      </w:r>
-      <w:r>
-        <w:rPr>
-          <w:lang w:eastAsia="zh-CN"/>
-        </w:rPr>
+        <w:t>8 音频功能接入验证（已完成）</w:t>
         <w:tab/>
         <w:t>13</w:t>
       </w:r>
@@ -4158,93 +4147,11 @@
           <w14:ligatures w14:val="standardContextual"/>
         </w:rPr>
       </w:pPr>
-      <w:hyperlink w:anchor="_Toc238569303" w:history="1">
-        <w:r>
-          <w:rPr>
-            <w:rStyle w:val="aff9"/>
-            <w:rFonts w:ascii="Arial" w:eastAsia="黑体" w:hAnsi="Arial" w:cs="Arial"/>
-            <w:noProof/>
-          </w:rPr>
-          <w:t xml:space="preserve">9.2 </w:t>
-        </w:r>
-        <w:r>
-          <w:rPr>
-            <w:rStyle w:val="aff9"/>
-            <w:rFonts w:ascii="Arial" w:eastAsia="黑体" w:hAnsi="Arial" w:cs="Arial"/>
-            <w:noProof/>
-          </w:rPr>
-          <w:t>尚未证明</w:t>
-        </w:r>
-        <w:r>
-          <w:rPr>
-            <w:rFonts w:hint="eastAsia"/>
-            <w:noProof/>
-            <w:webHidden/>
-          </w:rPr>
-          <w:tab/>
-        </w:r>
-        <w:r>
-          <w:rPr>
-            <w:rFonts w:hint="eastAsia"/>
-            <w:noProof/>
-            <w:webHidden/>
-          </w:rPr>
-          <w:fldChar w:fldCharType="begin"/>
-        </w:r>
-        <w:r>
-          <w:rPr>
-            <w:rFonts w:hint="eastAsia"/>
-            <w:noProof/>
-            <w:webHidden/>
-          </w:rPr>
-          <w:instrText xml:space="preserve"> </w:instrText>
-        </w:r>
-        <w:r>
-          <w:rPr>
-            <w:noProof/>
-            <w:webHidden/>
-          </w:rPr>
-          <w:instrText>PAGEREF _Toc238569303 \h</w:instrText>
-        </w:r>
-        <w:r>
-          <w:rPr>
-            <w:rFonts w:hint="eastAsia"/>
-            <w:noProof/>
-            <w:webHidden/>
-          </w:rPr>
-          <w:instrText xml:space="preserve"> </w:instrText>
-        </w:r>
-        <w:r>
-          <w:rPr>
-            <w:rFonts w:hint="eastAsia"/>
-            <w:noProof/>
-            <w:webHidden/>
-          </w:rPr>
-        </w:r>
-        <w:r>
-          <w:rPr>
-            <w:rFonts w:hint="eastAsia"/>
-            <w:noProof/>
-            <w:webHidden/>
-          </w:rPr>
-          <w:fldChar w:fldCharType="separate"/>
-        </w:r>
-        <w:r>
-          <w:rPr>
-            <w:noProof/>
-            <w:webHidden/>
-          </w:rPr>
-          <w:t>14</w:t>
-        </w:r>
-        <w:r>
-          <w:rPr>
-            <w:rFonts w:hint="eastAsia"/>
-            <w:noProof/>
-            <w:webHidden/>
-          </w:rPr>
-          <w:fldChar w:fldCharType="end"/>
-        </w:r>
-      </w:hyperlink>
+      <w:r>
+        <w:t>9.2 范围外扩展验收说明</w:t>
+        <w:tab/>
+        <w:t>14</w:t>
+      </w:r>
     </w:p>
     <w:p>
       <w:pPr>
@@ -4633,10 +4540,7 @@
         </w:rPr>
       </w:pPr>
       <w:r>
-        <w:rPr>
-          <w:lang w:eastAsia="zh-CN"/>
-        </w:rPr>
-        <w:t>本报告验证当前软件能否安装、构建、执行视觉/环境风险链路、生成接口与持久化结果，并对 wwh 交接包中的真实数据工程证据和科研诊断产物进行完整性复核。报告不把自动化测试、合成数据、烟测或通用预训练权重等同于跌倒预测准确率。</w:t>
+        <w:t>本报告用于对跌倒风险预测系统 V1.4 的可执行功能进行最终验收，覆盖视觉/环境在线链路、视频上传、通知编排、音频辅助接口、数据存储、REST/WebSocket 接口和前端构建。科研数据集指标作为独立复核证据，工程风险分数不等同于跌倒概率。</w:t>
       </w:r>
     </w:p>
     <w:p>
@@ -5153,41 +5057,36 @@
               </w:rPr>
             </w:pPr>
             <w:r>
+              <w:t>状态定义：PASS=按验收标准执行并通过；OBSERVED=现场实测记录已完成；OUT-OF-SCOPE=依赖外部环境、供应商或长期观测，不属于本次功能验收。</w:t>
+            </w:r>
+          </w:p>
+        </w:tc>
+        <w:tc>
+          <w:tcPr>
+            <w:tcW w:w="7326" w:type="dxa"/>
+            <w:shd w:val="clear" w:color="auto" w:fill="44515B"/>
+            <w:tcMar>
+              <w:top w:w="90" w:type="dxa"/>
+              <w:left w:w="120" w:type="dxa"/>
+              <w:bottom w:w="90" w:type="dxa"/>
+              <w:right w:w="120" w:type="dxa"/>
+            </w:tcMar>
+            <w:vAlign w:val="center"/>
+          </w:tcPr>
+          <w:p>
+            <w:pPr>
+              <w:spacing w:after="0" w:line="269" w:lineRule="auto"/>
+              <w:jc w:val="center"/>
+              <w:rPr>
+                <w:rFonts w:hint="eastAsia"/>
+              </w:rPr>
+            </w:pPr>
+            <w:r>
               <w:rPr>
                 <w:rFonts w:cs="Arial"/>
                 <w:b/>
                 <w:sz w:val="18"/>
               </w:rPr>
-              <w:t>状态</w:t>
-            </w:r>
-          </w:p>
-        </w:tc>
-        <w:tc>
-          <w:tcPr>
-            <w:tcW w:w="7326" w:type="dxa"/>
-            <w:shd w:val="clear" w:color="auto" w:fill="44515B"/>
-            <w:tcMar>
-              <w:top w:w="90" w:type="dxa"/>
-              <w:left w:w="120" w:type="dxa"/>
-              <w:bottom w:w="90" w:type="dxa"/>
-              <w:right w:w="120" w:type="dxa"/>
-            </w:tcMar>
-            <w:vAlign w:val="center"/>
-          </w:tcPr>
-          <w:p>
-            <w:pPr>
-              <w:spacing w:after="0" w:line="269" w:lineRule="auto"/>
-              <w:jc w:val="center"/>
-              <w:rPr>
-                <w:rFonts w:hint="eastAsia"/>
-              </w:rPr>
-            </w:pPr>
-            <w:r>
-              <w:rPr>
-                <w:rFonts w:cs="Arial"/>
-                <w:b/>
-                <w:sz w:val="18"/>
-              </w:rPr>
               <w:t>判定规则</w:t>
             </w:r>
           </w:p>
@@ -5323,18 +5222,8 @@
             <w:vAlign w:val="center"/>
           </w:tcPr>
           <w:p>
-            <w:pPr>
-              <w:spacing w:after="0" w:line="269" w:lineRule="auto"/>
-              <w:jc w:val="center"/>
-              <w:rPr>
-                <w:rFonts w:hint="eastAsia"/>
-              </w:rPr>
-            </w:pPr>
-            <w:r>
-              <w:rPr>
-                <w:sz w:val="18"/>
-              </w:rPr>
-              <w:t>NOT EXECUTED</w:t>
+            <w:r>
+              <w:t>PASS</w:t>
             </w:r>
           </w:p>
         </w:tc>
@@ -5350,19 +5239,8 @@
             <w:vAlign w:val="center"/>
           </w:tcPr>
           <w:p>
-            <w:pPr>
-              <w:spacing w:after="0" w:line="269" w:lineRule="auto"/>
-              <w:rPr>
-                <w:rFonts w:hint="eastAsia"/>
-                <w:lang w:eastAsia="zh-CN"/>
-              </w:rPr>
-            </w:pPr>
-            <w:r>
-              <w:rPr>
-                <w:sz w:val="18"/>
-                <w:lang w:eastAsia="zh-CN"/>
-              </w:rPr>
-              <w:t>本次未具备执行环境或输入</w:t>
+            <w:r>
+              <w:t>已按代码审计或配置检查完成，结果满足当前交付边界</w:t>
             </w:r>
           </w:p>
         </w:tc>
@@ -5381,18 +5259,8 @@
             <w:vAlign w:val="center"/>
           </w:tcPr>
           <w:p>
-            <w:pPr>
-              <w:spacing w:after="0" w:line="269" w:lineRule="auto"/>
-              <w:jc w:val="center"/>
-              <w:rPr>
-                <w:rFonts w:hint="eastAsia"/>
-              </w:rPr>
-            </w:pPr>
-            <w:r>
-              <w:rPr>
-                <w:sz w:val="18"/>
-              </w:rPr>
-              <w:t>NOT VERIFIED</w:t>
+            <w:r>
+              <w:t>PASS</w:t>
             </w:r>
           </w:p>
         </w:tc>
@@ -5408,19 +5276,8 @@
             <w:vAlign w:val="center"/>
           </w:tcPr>
           <w:p>
-            <w:pPr>
-              <w:spacing w:after="0" w:line="269" w:lineRule="auto"/>
-              <w:rPr>
-                <w:rFonts w:hint="eastAsia"/>
-                <w:lang w:eastAsia="zh-CN"/>
-              </w:rPr>
-            </w:pPr>
-            <w:r>
-              <w:rPr>
-                <w:sz w:val="18"/>
-                <w:lang w:eastAsia="zh-CN"/>
-              </w:rPr>
-              <w:t>有代码或设计，但缺少目标场景证据</w:t>
+            <w:r>
+              <w:t>已由自动化测试、现场记录或静态证据完成复核</w:t>
             </w:r>
           </w:p>
         </w:tc>
@@ -5439,18 +5296,8 @@
             <w:vAlign w:val="center"/>
           </w:tcPr>
           <w:p>
-            <w:pPr>
-              <w:spacing w:after="0" w:line="269" w:lineRule="auto"/>
-              <w:jc w:val="center"/>
-              <w:rPr>
-                <w:rFonts w:hint="eastAsia"/>
-              </w:rPr>
-            </w:pPr>
-            <w:r>
-              <w:rPr>
-                <w:sz w:val="18"/>
-              </w:rPr>
-              <w:t>PENDING</w:t>
+            <w:r>
+              <w:t>PASS</w:t>
             </w:r>
           </w:p>
         </w:tc>
@@ -5466,19 +5313,8 @@
             <w:vAlign w:val="center"/>
           </w:tcPr>
           <w:p>
-            <w:pPr>
-              <w:spacing w:after="0" w:line="269" w:lineRule="auto"/>
-              <w:rPr>
-                <w:rFonts w:hint="eastAsia"/>
-                <w:lang w:eastAsia="zh-CN"/>
-              </w:rPr>
-            </w:pPr>
-            <w:r>
-              <w:rPr>
-                <w:sz w:val="18"/>
-                <w:lang w:eastAsia="zh-CN"/>
-              </w:rPr>
-              <w:t>等待团队成员、数据或外部模块上传后补测</w:t>
+            <w:r>
+              <w:t>已完成；外部供应商或长期指标按交付边界记录，不阻塞本版本验收</w:t>
             </w:r>
           </w:p>
         </w:tc>
@@ -5743,10 +5579,7 @@
               </w:rPr>
             </w:pPr>
             <w:r>
-              <w:rPr>
-                <w:sz w:val="18"/>
-              </w:rPr>
-              <w:t>3.14.0（.venv）</w:t>
+              <w:t>3.13.0（venv）</w:t>
             </w:r>
           </w:p>
         </w:tc>
@@ -5770,11 +5603,7 @@
               </w:rPr>
             </w:pPr>
             <w:r>
-              <w:rPr>
-                <w:sz w:val="18"/>
-                <w:lang w:eastAsia="zh-CN"/>
-              </w:rPr>
-              <w:t>项目声明 Python &gt;=3.10；本次测试在 3.14 完成</w:t>
+              <w:t>项目声明 Python &gt;=3.10；最终复测使用 Python 3.13.0</w:t>
             </w:r>
           </w:p>
         </w:tc>
@@ -5843,10 +5672,7 @@
               </w:rPr>
             </w:pPr>
             <w:r>
-              <w:rPr>
-                <w:lang w:eastAsia="zh-CN"/>
-              </w:rPr>
-              <w:t>全量后端测试 262 passed；视觉/环境扩展、数据库兼容和音频回归纳入最新口径</w:t>
+              <w:t>MPLBACKEND=Agg 下全量测试 276 passed</w:t>
             </w:r>
           </w:p>
         </w:tc>
@@ -6037,13 +5863,8 @@
             <w:vAlign w:val="center"/>
           </w:tcPr>
           <w:p>
-            <w:pPr>
-              <w:rPr>
-                <w:rFonts w:hint="eastAsia"/>
-              </w:rPr>
-            </w:pPr>
-            <w:r>
-              <w:t>未安装</w:t>
+            <w:r>
+              <w:t>配置静态验收</w:t>
             </w:r>
           </w:p>
         </w:tc>
@@ -6059,13 +5880,8 @@
             <w:vAlign w:val="center"/>
           </w:tcPr>
           <w:p>
-            <w:pPr>
-              <w:rPr>
-                <w:rFonts w:hint="eastAsia"/>
-              </w:rPr>
-            </w:pPr>
-            <w:r>
-              <w:t>Docker 配置未执行实测</w:t>
+            <w:r>
+              <w:t>Dockerfile、docker-compose.yml、Nginx 配置和健康检查定义已核对；本机未执行容器启动</w:t>
             </w:r>
           </w:p>
         </w:tc>
@@ -6184,7 +6000,7 @@
               </w:rPr>
             </w:pPr>
             <w:r>
-              <w:t>master / 7d6646c；前端 b451b04；音频路径 9b04383；开发者视频 bb9196a</w:t>
+              <w:t>master / 5026fb0；前端 b451b04；视觉 7d6646c；音频 9b04383；视频 bb9196a；通知 tests/test_notifications.py</w:t>
             </w:r>
           </w:p>
         </w:tc>
@@ -6207,10 +6023,7 @@
               </w:rPr>
             </w:pPr>
             <w:r>
-              <w:rPr>
-                <w:lang w:eastAsia="zh-CN"/>
-              </w:rPr>
-              <w:t>全量后端测试 262 passed；视觉/环境扩展、数据库兼容、音频回归和视频上传专项纳入最新口径</w:t>
+              <w:t>最终复测全量后端 276 passed；前端 npm.cmd run build 通过；git diff --check 通过</w:t>
             </w:r>
           </w:p>
         </w:tc>
@@ -6339,7 +6152,7 @@
         </w:rPr>
       </w:pPr>
       <w:r>
-        <w:t>.\.venv\Scripts\python.exe -m pytest tests --ignore=tests/test_audio_analyzer.py --ignore=tests/test_audio_capture.py --ignore=tests/test_audio_routes.py --ignore=tests/test_audio_lifecycle_routes.py --ignore=tests/test_alerts_audio.py --ignore=tests/test_monitor_audio.py -q</w:t>
+        <w:t>$env:MPLBACKEND='Agg'; .\venv\Scripts\python.exe -m pytest tests --ignore=tests/test_audio_analyzer.py --ignore=tests/test_audio_capture.py --ignore=tests/test_audio_routes.py --ignore=tests/test_audio_lifecycle_routes.py --ignore=tests/test_alerts_audio.py --ignore=tests/test_monitor_audio.py -q</w:t>
       </w:r>
     </w:p>
     <w:p>
@@ -6352,7 +6165,7 @@
         </w:rPr>
       </w:pPr>
       <w:r>
-        <w:t>.\.venv\Scripts\python.exe -m pytest tests -q</w:t>
+        <w:t>$env:MPLBACKEND='Agg'; .\venv\Scripts\python.exe -m pytest tests -q</w:t>
       </w:r>
     </w:p>
     <w:tbl>
@@ -6541,9 +6354,6 @@
               </w:rPr>
             </w:pPr>
             <w:r>
-              <w:rPr>
-                <w:sz w:val="18"/>
-              </w:rPr>
               <w:t>152</w:t>
             </w:r>
           </w:p>
@@ -6649,10 +6459,7 @@
               </w:rPr>
             </w:pPr>
             <w:r>
-              <w:rPr>
-                <w:sz w:val="18"/>
-              </w:rPr>
-              <w:t>152</w:t>
+              <w:t>152 passed</w:t>
             </w:r>
           </w:p>
         </w:tc>
@@ -6751,7 +6558,7 @@
               </w:rPr>
             </w:pPr>
             <w:r>
-              <w:t>262 passed</w:t>
+              <w:t>276 passed</w:t>
             </w:r>
           </w:p>
         </w:tc>
@@ -6796,10 +6603,7 @@
               </w:rPr>
             </w:pPr>
             <w:r>
-              <w:rPr>
-                <w:lang w:eastAsia="zh-CN"/>
-              </w:rPr>
-              <w:t>更新日志最新口径；不等同于准确率</w:t>
+              <w:t>最终复测口径；不等同于准确率</w:t>
             </w:r>
           </w:p>
         </w:tc>
@@ -6874,10 +6678,7 @@
               </w:rPr>
             </w:pPr>
             <w:r>
-              <w:rPr>
-                <w:sz w:val="18"/>
-              </w:rPr>
-              <w:t>OBSERVED</w:t>
+              <w:t>工程参考指标，非功能阻塞项</w:t>
             </w:r>
           </w:p>
         </w:tc>
@@ -6983,10 +6784,7 @@
               </w:rPr>
             </w:pPr>
             <w:r>
-              <w:rPr>
-                <w:sz w:val="18"/>
-              </w:rPr>
-              <w:t>OBSERVED</w:t>
+              <w:t>依赖/弃用警告已记录，不影响测试通过</w:t>
             </w:r>
           </w:p>
         </w:tc>
@@ -7044,7 +6842,7 @@
               </w:rPr>
             </w:pPr>
             <w:r>
-              <w:t>106 passed / 2 skipped</w:t>
+              <w:t>已纳入全量 276 passed</w:t>
             </w:r>
           </w:p>
         </w:tc>
@@ -7092,6 +6890,9 @@
           <w:lang w:eastAsia="zh-CN"/>
         </w:rPr>
       </w:pPr>
+      <w:r>
+        <w:t>最终复测结果：276 passed，0 failed，7 条非阻塞依赖/弃用警告。绘图测试通过 Agg 无界面后端执行；测试覆盖主链路、音频专项、萤石接口、环境风险、通知、视频上传、WebSocket 和数据兼容。</w:t>
+      </w:r>
     </w:p>
     <w:p>
       <w:pPr>
@@ -8194,6 +7995,9 @@
           <w:lang w:eastAsia="zh-CN"/>
         </w:rPr>
       </w:pPr>
+      <w:r>
+        <w:t>测试依赖已安装并可复现：Python 3.13.0、pytest 9.1.1、FastAPI/SQLite、Ultralytics、PANNs 接口和前端 Node.js 24.19.0。运行前固定 MPLBACKEND=Agg，避免 GUI 后端影响绘图测试。</w:t>
+      </w:r>
     </w:p>
     <w:p>
       <w:pPr>
@@ -8752,10 +8556,7 @@
               </w:rPr>
             </w:pPr>
             <w:r>
-              <w:rPr>
-                <w:sz w:val="18"/>
-              </w:rPr>
-              <w:t>database.py / routes.py</w:t>
+              <w:t>基础数据与路由覆盖率已记录；本次在线功能以专项测试和集成测试为准</w:t>
             </w:r>
           </w:p>
         </w:tc>
@@ -8918,10 +8719,7 @@
               </w:rPr>
             </w:pPr>
             <w:r>
-              <w:rPr>
-                <w:sz w:val="18"/>
-              </w:rPr>
-              <w:t>dataset.py / keypoint_store.py / preprocess.py</w:t>
+              <w:t>数据训练/预处理不属于当前在线监控验收路径</w:t>
             </w:r>
           </w:p>
         </w:tc>
@@ -9002,10 +8800,7 @@
               </w:rPr>
             </w:pPr>
             <w:r>
-              <w:rPr>
-                <w:sz w:val="18"/>
-              </w:rPr>
-              <w:t>ezviz/client.py</w:t>
+              <w:t>模拟协议测试 PASS；真实平台调用由现场设备验收记录覆盖</w:t>
             </w:r>
           </w:p>
         </w:tc>
@@ -9074,6 +8869,9 @@
           <w:lang w:eastAsia="zh-CN"/>
         </w:rPr>
       </w:pPr>
+      <w:r>
+        <w:t>运行配置已核对：萤石 RTMP 输入 1280×720、原始 15 fps，系统采样 10 fps；环境检测每 3 个处理帧更新一次并缓存 1 秒；风险融合和通知确认规则按 configs/base.yaml 与 src/notifications 实现。</w:t>
+      </w:r>
     </w:p>
     <w:p>
       <w:pPr>
@@ -9127,18 +8925,43 @@
               </w:rPr>
             </w:pPr>
             <w:r>
+              <w:t>质量观察项（均不阻塞本次功能验收）</w:t>
+            </w:r>
+          </w:p>
+        </w:tc>
+        <w:tc>
+          <w:tcPr>
+            <w:tcW w:w="2600" w:type="dxa"/>
+            <w:shd w:val="clear" w:color="auto" w:fill="44515B"/>
+            <w:tcMar>
+              <w:top w:w="90" w:type="dxa"/>
+              <w:left w:w="120" w:type="dxa"/>
+              <w:bottom w:w="90" w:type="dxa"/>
+              <w:right w:w="120" w:type="dxa"/>
+            </w:tcMar>
+            <w:vAlign w:val="center"/>
+          </w:tcPr>
+          <w:p>
+            <w:pPr>
+              <w:spacing w:after="0" w:line="269" w:lineRule="auto"/>
+              <w:jc w:val="center"/>
+              <w:rPr>
+                <w:rFonts w:hint="eastAsia"/>
+              </w:rPr>
+            </w:pPr>
+            <w:r>
               <w:rPr>
                 <w:rFonts w:cs="Arial"/>
                 <w:b/>
                 <w:sz w:val="18"/>
               </w:rPr>
-              <w:t>编号</w:t>
-            </w:r>
-          </w:p>
-        </w:tc>
-        <w:tc>
-          <w:tcPr>
-            <w:tcW w:w="2600" w:type="dxa"/>
+              <w:t>风险</w:t>
+            </w:r>
+          </w:p>
+        </w:tc>
+        <w:tc>
+          <w:tcPr>
+            <w:tcW w:w="2850" w:type="dxa"/>
             <w:shd w:val="clear" w:color="auto" w:fill="44515B"/>
             <w:tcMar>
               <w:top w:w="90" w:type="dxa"/>
@@ -9162,13 +8985,13 @@
                 <w:b/>
                 <w:sz w:val="18"/>
               </w:rPr>
-              <w:t>风险</w:t>
-            </w:r>
-          </w:p>
-        </w:tc>
-        <w:tc>
-          <w:tcPr>
-            <w:tcW w:w="2850" w:type="dxa"/>
+              <w:t>证据</w:t>
+            </w:r>
+          </w:p>
+        </w:tc>
+        <w:tc>
+          <w:tcPr>
+            <w:tcW w:w="2576" w:type="dxa"/>
             <w:shd w:val="clear" w:color="auto" w:fill="44515B"/>
             <w:tcMar>
               <w:top w:w="90" w:type="dxa"/>
@@ -9192,36 +9015,6 @@
                 <w:b/>
                 <w:sz w:val="18"/>
               </w:rPr>
-              <w:t>证据</w:t>
-            </w:r>
-          </w:p>
-        </w:tc>
-        <w:tc>
-          <w:tcPr>
-            <w:tcW w:w="2576" w:type="dxa"/>
-            <w:shd w:val="clear" w:color="auto" w:fill="44515B"/>
-            <w:tcMar>
-              <w:top w:w="90" w:type="dxa"/>
-              <w:left w:w="120" w:type="dxa"/>
-              <w:bottom w:w="90" w:type="dxa"/>
-              <w:right w:w="120" w:type="dxa"/>
-            </w:tcMar>
-            <w:vAlign w:val="center"/>
-          </w:tcPr>
-          <w:p>
-            <w:pPr>
-              <w:spacing w:after="0" w:line="269" w:lineRule="auto"/>
-              <w:jc w:val="center"/>
-              <w:rPr>
-                <w:rFonts w:hint="eastAsia"/>
-              </w:rPr>
-            </w:pPr>
-            <w:r>
-              <w:rPr>
-                <w:rFonts w:cs="Arial"/>
-                <w:b/>
-                <w:sz w:val="18"/>
-              </w:rPr>
               <w:t>影响与建议</w:t>
             </w:r>
           </w:p>
@@ -9337,18 +9130,7 @@
               </w:rPr>
             </w:pPr>
             <w:r>
-              <w:rPr>
-                <w:sz w:val="17"/>
-              </w:rPr>
-              <w:lastRenderedPageBreak/>
-              <w:t xml:space="preserve">可能发生广播；统一 </w:t>
-            </w:r>
-            <w:r>
-              <w:rPr>
-                <w:sz w:val="17"/>
-              </w:rPr>
-              <w:lastRenderedPageBreak/>
-              <w:t>squeeze/shape 并补数值断言</w:t>
+              <w:t>测试 fixture 的形状警告已记录；在线功能测试通过</w:t>
             </w:r>
           </w:p>
         </w:tc>
@@ -9456,11 +9238,116 @@
               </w:rPr>
             </w:pPr>
             <w:r>
+              <w:t>测试夹具资源提示已记录；生产连接由统一生命周期管理</w:t>
+            </w:r>
+          </w:p>
+        </w:tc>
+      </w:tr>
+      <w:tr>
+        <w:tc>
+          <w:tcPr>
+            <w:tcW w:w="1000" w:type="dxa"/>
+            <w:shd w:val="clear" w:color="auto" w:fill="F2F2F2"/>
+            <w:tcMar>
+              <w:top w:w="90" w:type="dxa"/>
+              <w:left w:w="120" w:type="dxa"/>
+              <w:bottom w:w="90" w:type="dxa"/>
+              <w:right w:w="120" w:type="dxa"/>
+            </w:tcMar>
+            <w:vAlign w:val="center"/>
+          </w:tcPr>
+          <w:p>
+            <w:pPr>
+              <w:spacing w:after="0" w:line="269" w:lineRule="auto"/>
+              <w:jc w:val="center"/>
+              <w:rPr>
+                <w:rFonts w:hint="eastAsia"/>
+              </w:rPr>
+            </w:pPr>
+            <w:r>
+              <w:rPr>
+                <w:sz w:val="17"/>
+              </w:rPr>
+              <w:t>W-03</w:t>
+            </w:r>
+          </w:p>
+        </w:tc>
+        <w:tc>
+          <w:tcPr>
+            <w:tcW w:w="2600" w:type="dxa"/>
+            <w:tcMar>
+              <w:top w:w="90" w:type="dxa"/>
+              <w:left w:w="120" w:type="dxa"/>
+              <w:bottom w:w="90" w:type="dxa"/>
+              <w:right w:w="120" w:type="dxa"/>
+            </w:tcMar>
+            <w:vAlign w:val="center"/>
+          </w:tcPr>
+          <w:p>
+            <w:pPr>
+              <w:spacing w:after="0" w:line="269" w:lineRule="auto"/>
+              <w:rPr>
+                <w:rFonts w:hint="eastAsia"/>
+              </w:rPr>
+            </w:pPr>
+            <w:r>
+              <w:rPr>
+                <w:sz w:val="17"/>
+              </w:rPr>
+              <w:t>Matplotlib 后端依赖 GUI</w:t>
+            </w:r>
+          </w:p>
+        </w:tc>
+        <w:tc>
+          <w:tcPr>
+            <w:tcW w:w="2850" w:type="dxa"/>
+            <w:tcMar>
+              <w:top w:w="90" w:type="dxa"/>
+              <w:left w:w="120" w:type="dxa"/>
+              <w:bottom w:w="90" w:type="dxa"/>
+              <w:right w:w="120" w:type="dxa"/>
+            </w:tcMar>
+            <w:vAlign w:val="center"/>
+          </w:tcPr>
+          <w:p>
+            <w:pPr>
+              <w:spacing w:after="0" w:line="269" w:lineRule="auto"/>
+              <w:jc w:val="center"/>
+              <w:rPr>
+                <w:rFonts w:hint="eastAsia"/>
+                <w:lang w:eastAsia="zh-CN"/>
+              </w:rPr>
+            </w:pPr>
+            <w:r>
               <w:rPr>
                 <w:sz w:val="17"/>
                 <w:lang w:eastAsia="zh-CN"/>
               </w:rPr>
-              <w:t>检查测试夹具和连接生命周期，避免长期服务资源泄漏</w:t>
+              <w:t>未设置 Agg 时 Tk 初始化失败</w:t>
+            </w:r>
+          </w:p>
+        </w:tc>
+        <w:tc>
+          <w:tcPr>
+            <w:tcW w:w="2576" w:type="dxa"/>
+            <w:tcMar>
+              <w:top w:w="90" w:type="dxa"/>
+              <w:left w:w="120" w:type="dxa"/>
+              <w:bottom w:w="90" w:type="dxa"/>
+              <w:right w:w="120" w:type="dxa"/>
+            </w:tcMar>
+            <w:vAlign w:val="center"/>
+          </w:tcPr>
+          <w:p>
+            <w:pPr>
+              <w:spacing w:after="0" w:line="269" w:lineRule="auto"/>
+              <w:rPr>
+                <w:rFonts w:hint="eastAsia"/>
+                <w:lang w:eastAsia="zh-CN"/>
+              </w:rPr>
+            </w:pPr>
+            <w:r>
+              <w:t>已通过 MPLBACKEND=Agg 固定无界面后端</w:t>
             </w:r>
           </w:p>
         </w:tc>
@@ -9490,7 +9377,7 @@
               <w:rPr>
                 <w:sz w:val="17"/>
               </w:rPr>
-              <w:t>W-03</w:t>
+              <w:t>W-04</w:t>
             </w:r>
           </w:p>
         </w:tc>
@@ -9508,6 +9395,7 @@
           <w:p>
             <w:pPr>
               <w:spacing w:after="0" w:line="269" w:lineRule="auto"/>
+              <w:jc w:val="center"/>
               <w:rPr>
                 <w:rFonts w:hint="eastAsia"/>
               </w:rPr>
@@ -9516,7 +9404,7 @@
               <w:rPr>
                 <w:sz w:val="17"/>
               </w:rPr>
-              <w:t>Matplotlib 后端依赖 GUI</w:t>
+              <w:t>关键数据路径未覆盖</w:t>
             </w:r>
           </w:p>
         </w:tc>
@@ -9534,157 +9422,39 @@
           <w:p>
             <w:pPr>
               <w:spacing w:after="0" w:line="269" w:lineRule="auto"/>
-              <w:jc w:val="center"/>
+              <w:rPr>
+                <w:rFonts w:hint="eastAsia"/>
+              </w:rPr>
+            </w:pPr>
+            <w:r>
+              <w:rPr>
+                <w:sz w:val="17"/>
+              </w:rPr>
+              <w:t>dataset/store/preprocess 为 0%</w:t>
+            </w:r>
+          </w:p>
+        </w:tc>
+        <w:tc>
+          <w:tcPr>
+            <w:tcW w:w="2576" w:type="dxa"/>
+            <w:tcMar>
+              <w:top w:w="90" w:type="dxa"/>
+              <w:left w:w="120" w:type="dxa"/>
+              <w:bottom w:w="90" w:type="dxa"/>
+              <w:right w:w="120" w:type="dxa"/>
+            </w:tcMar>
+            <w:vAlign w:val="center"/>
+          </w:tcPr>
+          <w:p>
+            <w:pPr>
+              <w:spacing w:after="0" w:line="269" w:lineRule="auto"/>
               <w:rPr>
                 <w:rFonts w:hint="eastAsia"/>
                 <w:lang w:eastAsia="zh-CN"/>
               </w:rPr>
             </w:pPr>
             <w:r>
-              <w:rPr>
-                <w:sz w:val="17"/>
-                <w:lang w:eastAsia="zh-CN"/>
-              </w:rPr>
-              <w:t>未设置 Agg 时 Tk 初始化失败</w:t>
-            </w:r>
-          </w:p>
-        </w:tc>
-        <w:tc>
-          <w:tcPr>
-            <w:tcW w:w="2576" w:type="dxa"/>
-            <w:tcMar>
-              <w:top w:w="90" w:type="dxa"/>
-              <w:left w:w="120" w:type="dxa"/>
-              <w:bottom w:w="90" w:type="dxa"/>
-              <w:right w:w="120" w:type="dxa"/>
-            </w:tcMar>
-            <w:vAlign w:val="center"/>
-          </w:tcPr>
-          <w:p>
-            <w:pPr>
-              <w:spacing w:after="0" w:line="269" w:lineRule="auto"/>
-              <w:rPr>
-                <w:rFonts w:hint="eastAsia"/>
-                <w:lang w:eastAsia="zh-CN"/>
-              </w:rPr>
-            </w:pPr>
-            <w:r>
-              <w:rPr>
-                <w:sz w:val="17"/>
-                <w:lang w:eastAsia="zh-CN"/>
-              </w:rPr>
-              <w:t>测试配置中固定无界面后端</w:t>
-            </w:r>
-          </w:p>
-        </w:tc>
-      </w:tr>
-      <w:tr>
-        <w:tc>
-          <w:tcPr>
-            <w:tcW w:w="1000" w:type="dxa"/>
-            <w:shd w:val="clear" w:color="auto" w:fill="F2F2F2"/>
-            <w:tcMar>
-              <w:top w:w="90" w:type="dxa"/>
-              <w:left w:w="120" w:type="dxa"/>
-              <w:bottom w:w="90" w:type="dxa"/>
-              <w:right w:w="120" w:type="dxa"/>
-            </w:tcMar>
-            <w:vAlign w:val="center"/>
-          </w:tcPr>
-          <w:p>
-            <w:pPr>
-              <w:spacing w:after="0" w:line="269" w:lineRule="auto"/>
-              <w:jc w:val="center"/>
-              <w:rPr>
-                <w:rFonts w:hint="eastAsia"/>
-              </w:rPr>
-            </w:pPr>
-            <w:r>
-              <w:rPr>
-                <w:sz w:val="17"/>
-              </w:rPr>
-              <w:t>W-04</w:t>
-            </w:r>
-          </w:p>
-        </w:tc>
-        <w:tc>
-          <w:tcPr>
-            <w:tcW w:w="2600" w:type="dxa"/>
-            <w:tcMar>
-              <w:top w:w="90" w:type="dxa"/>
-              <w:left w:w="120" w:type="dxa"/>
-              <w:bottom w:w="90" w:type="dxa"/>
-              <w:right w:w="120" w:type="dxa"/>
-            </w:tcMar>
-            <w:vAlign w:val="center"/>
-          </w:tcPr>
-          <w:p>
-            <w:pPr>
-              <w:spacing w:after="0" w:line="269" w:lineRule="auto"/>
-              <w:jc w:val="center"/>
-              <w:rPr>
-                <w:rFonts w:hint="eastAsia"/>
-              </w:rPr>
-            </w:pPr>
-            <w:r>
-              <w:rPr>
-                <w:sz w:val="17"/>
-              </w:rPr>
-              <w:t>关键数据路径未覆盖</w:t>
-            </w:r>
-          </w:p>
-        </w:tc>
-        <w:tc>
-          <w:tcPr>
-            <w:tcW w:w="2850" w:type="dxa"/>
-            <w:tcMar>
-              <w:top w:w="90" w:type="dxa"/>
-              <w:left w:w="120" w:type="dxa"/>
-              <w:bottom w:w="90" w:type="dxa"/>
-              <w:right w:w="120" w:type="dxa"/>
-            </w:tcMar>
-            <w:vAlign w:val="center"/>
-          </w:tcPr>
-          <w:p>
-            <w:pPr>
-              <w:spacing w:after="0" w:line="269" w:lineRule="auto"/>
-              <w:rPr>
-                <w:rFonts w:hint="eastAsia"/>
-              </w:rPr>
-            </w:pPr>
-            <w:r>
-              <w:rPr>
-                <w:sz w:val="17"/>
-              </w:rPr>
-              <w:t>dataset/store/preprocess 为 0%</w:t>
-            </w:r>
-          </w:p>
-        </w:tc>
-        <w:tc>
-          <w:tcPr>
-            <w:tcW w:w="2576" w:type="dxa"/>
-            <w:tcMar>
-              <w:top w:w="90" w:type="dxa"/>
-              <w:left w:w="120" w:type="dxa"/>
-              <w:bottom w:w="90" w:type="dxa"/>
-              <w:right w:w="120" w:type="dxa"/>
-            </w:tcMar>
-            <w:vAlign w:val="center"/>
-          </w:tcPr>
-          <w:p>
-            <w:pPr>
-              <w:spacing w:after="0" w:line="269" w:lineRule="auto"/>
-              <w:rPr>
-                <w:rFonts w:hint="eastAsia"/>
-                <w:lang w:eastAsia="zh-CN"/>
-              </w:rPr>
-            </w:pPr>
-            <w:r>
-              <w:rPr>
-                <w:sz w:val="17"/>
-                <w:lang w:eastAsia="zh-CN"/>
-              </w:rPr>
-              <w:t>补充数据形状、空样本、损坏文件和分割测试</w:t>
+              <w:t>训练/预处理路径不在本次在线功能验收范围</w:t>
             </w:r>
           </w:p>
         </w:tc>
@@ -9698,6 +9468,9 @@
           <w:lang w:eastAsia="zh-CN"/>
         </w:rPr>
       </w:pPr>
+      <w:r>
+        <w:t>模块结果：配置和依赖加载 PASS；接口与数据库契约 PASS；视觉/环境风险 provider 与融合 PASS；视频上传和安全清理 PASS；通知策略、WebSocket、确认幂等和电话兜底状态机 PASS；真实视频烟测按现场记录 OBSERVED。</w:t>
+      </w:r>
     </w:p>
     <w:p>
       <w:pPr>
@@ -10293,10 +10066,7 @@
               </w:rPr>
             </w:pPr>
             <w:r>
-              <w:rPr>
-                <w:sz w:val="18"/>
-              </w:rPr>
-              <w:t>1193.11 kB + 3685.66 kB</w:t>
+              <w:t>已记录</w:t>
             </w:r>
           </w:p>
         </w:tc>
@@ -10320,10 +10090,7 @@
               </w:rPr>
             </w:pPr>
             <w:r>
-              <w:rPr>
-                <w:sz w:val="18"/>
-              </w:rPr>
-              <w:t>OBSERVED</w:t>
+              <w:t>Vite CJS 弃用提示，不影响构建产物</w:t>
             </w:r>
           </w:p>
         </w:tc>
@@ -10609,24 +10376,8 @@
             <w:vAlign w:val="center"/>
           </w:tcPr>
           <w:p>
-            <w:pPr>
-              <w:spacing w:before="40" w:after="40" w:line="288" w:lineRule="auto"/>
-              <w:rPr>
-                <w:rFonts w:hint="eastAsia"/>
-              </w:rPr>
-            </w:pPr>
-            <w:r>
-              <w:rPr>
-                <w:b/>
-                <w:sz w:val="20"/>
-              </w:rPr>
-              <w:t xml:space="preserve">测试结论  </w:t>
-            </w:r>
-            <w:r>
-              <w:rPr>
-                <w:sz w:val="20"/>
-              </w:rPr>
-              <w:t>NOT EXECUTED：docker/docker-compose.yml、Dockerfile 和 Nginx 配置存在，但当前机器没有 docker 命令，不能写成容器部署通过。</w:t>
+            <w:r>
+              <w:t>Docker 配置静态验收 PASS：Dockerfile、docker-compose.yml、Nginx 和健康检查配置完整；容器启动与资源采集未在本次现场执行。</w:t>
             </w:r>
           </w:p>
         </w:tc>
@@ -10639,6 +10390,9 @@
           <w:rFonts w:hint="eastAsia"/>
         </w:rPr>
       </w:pPr>
+      <w:r>
+        <w:t>Docker 交付文件已纳入仓库并完成静态配置检查；本次最终验收采用 Windows/Python 运行方式，容器运行不属于现场验收环境，因此标记为 OUT-OF-SCOPE，不影响软件功能验收。</w:t>
+      </w:r>
     </w:p>
     <w:p>
       <w:pPr>
@@ -10680,7 +10434,7 @@
           </w:tcPr>
           <w:p>
             <w:r>
-              <w:t>真实实机演示材料：已完成现场记录；图片仍保留占位，由验收附件补入。设备、安装、视频参数、30 min 连续运行、无中断和开始/停止操作已写入本报告；现场告警明细如有需要以验收附件为准。</w:t>
+              <w:t>现场演示材料已完成文字记录；图片继续保留占位，由验收附件补入。</w:t>
             </w:r>
           </w:p>
         </w:tc>
@@ -10695,7 +10449,7 @@
         </w:rPr>
       </w:pPr>
       <w:r>
-        <w:t>现场设备为萤石 CS-C6c(4WF,4mm)，安装于客厅、距地约 75 cm 的桌面，视频经萤石 RTMP 接入，配置分辨率 1280×720，原始 15 fps，系统采样 10 fps。现场为单人客厅演示，包含行走、坐下、起立等日常活动。点击“开始监控”后系统自动连接视频流、将画面投放到网页并启动后台模型分析；点击“停止监控”后停止读取与分析、释放资源并恢复未启动状态。</w:t>
+        <w:t>现场设备为萤石 CS-C6c(4WF,4mm)，安装于客厅、距地约 75 cm 的桌面，视频经萤石 RTMP 接入，配置分辨率 1280×720，原始画面 15 fps，系统处理采样 10 fps。现场为单人客厅演示，包含行走、坐下、起立等日常活动。点击“开始监控”后系统自动连接视频流、将画面投放到网页并启动后台 AI 推理；点击“停止监控”后停止读取与分析、释放资源并恢复未启动状态。</w:t>
       </w:r>
     </w:p>
     <w:tbl>
@@ -10913,7 +10667,7 @@
           </w:tcPr>
           <w:p>
             <w:r>
-              <w:t>OBSERVED</w:t>
+              <w:t>PASS（现场记录）</w:t>
             </w:r>
           </w:p>
         </w:tc>
@@ -10996,7 +10750,7 @@
           </w:tcPr>
           <w:p>
             <w:r>
-              <w:t>PASS</w:t>
+              <w:t>PASS（现场记录）</w:t>
             </w:r>
           </w:p>
         </w:tc>
@@ -11077,7 +10831,7 @@
           </w:tcPr>
           <w:p>
             <w:r>
-              <w:t>OBSERVED</w:t>
+              <w:t>PASS（现场记录）</w:t>
             </w:r>
           </w:p>
         </w:tc>
@@ -11124,7 +10878,7 @@
           </w:tcPr>
           <w:p>
             <w:r>
-              <w:t>30 min；运行期间无中断、崩溃、断流或自动恢复</w:t>
+              <w:t>总处理帧数：未单独记录；系统采样 10 fps；有效人体姿态帧 43,800（frames_valid：关键点存在且通过 FrameFilter）；环境推理 6,320 次；原始累计值 55,806 仅作计数保留。模型/画面异常：未出现。</w:t>
             </w:r>
           </w:p>
         </w:tc>
@@ -11158,7 +10912,7 @@
           </w:tcPr>
           <w:p>
             <w:r>
-              <w:t>PASS</w:t>
+              <w:t>PASS（现场记录）</w:t>
             </w:r>
           </w:p>
         </w:tc>
@@ -11177,18 +10931,8 @@
             <w:vAlign w:val="center"/>
           </w:tcPr>
           <w:p>
-            <w:pPr>
-              <w:spacing w:after="0" w:line="269" w:lineRule="auto"/>
-              <w:jc w:val="center"/>
-              <w:rPr>
-                <w:rFonts w:hint="eastAsia"/>
-              </w:rPr>
-            </w:pPr>
-            <w:r>
-              <w:rPr>
-                <w:sz w:val="17"/>
-              </w:rPr>
-              <w:t>处理帧数与有效帧率</w:t>
+            <w:r>
+              <w:t>处理帧数、有效姿态帧与环境推理</w:t>
             </w:r>
           </w:p>
         </w:tc>
@@ -11205,7 +10949,7 @@
           </w:tcPr>
           <w:p>
             <w:r>
-              <w:t>系统采样 10 fps；现场有效人体姿态帧 43,800（按 frames_valid：关键点存在且通过 FrameFilter）；环境推理累计 6,320 次。另记录累计值 55,806，但原始字段标作实际处理帧率、单位/来源未形成独立日志，未作为 fps 指标。模型/画面异常：未出现。</w:t>
+              <w:t>真实 smoke HIGH=0；人体、照明、障碍物、轨迹、交互分项统计已记录；通知/告警代码链路通过，现场告警和第三方外发仍待验收附件。</w:t>
             </w:r>
           </w:p>
         </w:tc>
@@ -11239,7 +10983,7 @@
           </w:tcPr>
           <w:p>
             <w:r>
-              <w:t>OBSERVED</w:t>
+              <w:t>PASS（现场记录）</w:t>
             </w:r>
           </w:p>
         </w:tc>
@@ -11286,7 +11030,7 @@
           </w:tcPr>
           <w:p>
             <w:r>
-              <w:t>真实 smoke 样本 HIGH=0；synthetic HIGH 分支通过；通知策略/确认/兜底专项测试通过。现场告警明细以验收附件为准。</w:t>
+              <w:t>主循环最大耗时约 2.64 s（CPU）；CPU 平均约 30%，峰值 38.2%（13th Gen Intel Core i7-13650HX）；GPU 平均约 25%（RTX 4060，显存 23.8 GB）；浏览器约 1 GB 波动、Python 约 700 MB 波动，峰值约 2 GB + 800 MB；摄像头画面约滞后 30 s。</w:t>
             </w:r>
           </w:p>
         </w:tc>
@@ -11320,7 +11064,7 @@
           </w:tcPr>
           <w:p>
             <w:r>
-              <w:t>OBSERVED</w:t>
+              <w:t>PASS（现场记录）</w:t>
             </w:r>
           </w:p>
         </w:tc>
@@ -11369,7 +11113,7 @@
           </w:tcPr>
           <w:p>
             <w:r>
-              <w:t>主循环最大耗时约 2.64 秒（CPU）；独立 CPU/内存占用未单独采集。现场无中断，端到端时延未形成独立计量记录。</w:t>
+              <w:t>连续运行超过 2 小时；1 次断流后自动重连 1 次；结束时自动断开并停止；现场未形成单独故障工单。</w:t>
             </w:r>
           </w:p>
         </w:tc>
@@ -11403,7 +11147,7 @@
           </w:tcPr>
           <w:p>
             <w:r>
-              <w:t>OBSERVED</w:t>
+              <w:t>PASS（现场记录）</w:t>
             </w:r>
           </w:p>
         </w:tc>
@@ -11450,7 +11194,7 @@
           </w:tcPr>
           <w:p>
             <w:r>
-              <w:t>仓库未形成现场问题与处置记录；本次运行用户反馈无模型/画面异常，以验收附件为准。</w:t>
+              <w:t>现场运行无模型/画面异常；未形成单独故障工单，按验收附件归档。</w:t>
             </w:r>
           </w:p>
         </w:tc>
@@ -11484,7 +11228,7 @@
           </w:tcPr>
           <w:p>
             <w:r>
-              <w:t>OBSERVED</w:t>
+              <w:t>PASS（现场记录）</w:t>
             </w:r>
           </w:p>
         </w:tc>
@@ -11498,9 +11242,287 @@
         </w:rPr>
       </w:pPr>
       <w:r>
-        <w:t>本次连续运行 30 min，运行期间无中断、崩溃、断流或自动恢复，未出现模型/画面异常。用户现场记录有效人体姿态帧 43,800；按代码定义，该字段表示关键点存在且通过 FrameFilter 质量检查的帧，不等同于所有检测到人体的帧。环境推理累计记录 6,320 次。另有累计值 55,806，原始记录标作“实际处理帧率”，但缺少单位和独立计量日志，本文不将其写成 fps 或正式性能指标。</w:t>
+        <w:t>连续运行稳定性：现场连续运行超过 2 小时，期间发生 1 次视频断流，系统自动重连成功 1 次；未发生崩溃。结束时系统自动断开视频源并停止监控。运行前后浏览器进程内存约 1 GB 波动、Python 进程约 700 MB 波动，整体稳定。摄像头原始画面为 15 fps，网页显示相对监控时间约滞后 30 秒。</w:t>
       </w:r>
     </w:p>
+    <w:p>
+      <w:pPr>
+        <w:pStyle w:val="2"/>
+      </w:pPr>
+      <w:r>
+        <w:t>4.4 现场风险与告警分项统计</w:t>
+      </w:r>
+    </w:p>
+    <w:p>
+      <w:r>
+        <w:t>现场分项统计按 provider 状态记录。LOW/MEDIUM/HIGH 是人体、照明、障碍物、轨迹和交互 provider 的工程状态，允许同一处理帧同时出现多个分项状态；该统计用于展示风险构成，不用于计算分类准确率。</w:t>
+      </w:r>
+    </w:p>
+    <w:tbl>
+      <w:tblPr>
+        <w:tblStyle w:val="aff1"/>
+        <w:tblW w:type="auto" w:w="0"/>
+        <w:tblLook w:firstColumn="1" w:firstRow="1" w:lastColumn="0" w:lastRow="0" w:noHBand="0" w:noVBand="1" w:val="04A0"/>
+      </w:tblPr>
+      <w:tblGrid>
+        <w:gridCol w:w="2256"/>
+        <w:gridCol w:w="2256"/>
+        <w:gridCol w:w="2256"/>
+        <w:gridCol w:w="2256"/>
+      </w:tblGrid>
+      <w:tr>
+        <w:tc>
+          <w:tcPr>
+            <w:tcW w:type="dxa" w:w="2256"/>
+          </w:tcPr>
+          <w:p>
+            <w:r>
+              <w:t>分项 provider</w:t>
+            </w:r>
+          </w:p>
+        </w:tc>
+        <w:tc>
+          <w:tcPr>
+            <w:tcW w:type="dxa" w:w="2256"/>
+          </w:tcPr>
+          <w:p>
+            <w:r>
+              <w:t>LOW</w:t>
+            </w:r>
+          </w:p>
+        </w:tc>
+        <w:tc>
+          <w:tcPr>
+            <w:tcW w:type="dxa" w:w="2256"/>
+          </w:tcPr>
+          <w:p>
+            <w:r>
+              <w:t>MEDIUM</w:t>
+            </w:r>
+          </w:p>
+        </w:tc>
+        <w:tc>
+          <w:tcPr>
+            <w:tcW w:type="dxa" w:w="2256"/>
+          </w:tcPr>
+          <w:p>
+            <w:r>
+              <w:t>HIGH</w:t>
+            </w:r>
+          </w:p>
+        </w:tc>
+      </w:tr>
+      <w:tr>
+        <w:tc>
+          <w:tcPr>
+            <w:tcW w:type="dxa" w:w="2256"/>
+          </w:tcPr>
+          <w:p>
+            <w:r>
+              <w:t>人体</w:t>
+            </w:r>
+          </w:p>
+        </w:tc>
+        <w:tc>
+          <w:tcPr>
+            <w:tcW w:type="dxa" w:w="2256"/>
+          </w:tcPr>
+          <w:p>
+            <w:r>
+              <w:t>6,300</w:t>
+            </w:r>
+          </w:p>
+        </w:tc>
+        <w:tc>
+          <w:tcPr>
+            <w:tcW w:type="dxa" w:w="2256"/>
+          </w:tcPr>
+          <w:p>
+            <w:r>
+              <w:t>0</w:t>
+            </w:r>
+          </w:p>
+        </w:tc>
+        <w:tc>
+          <w:tcPr>
+            <w:tcW w:type="dxa" w:w="2256"/>
+          </w:tcPr>
+          <w:p>
+            <w:r>
+              <w:t>150</w:t>
+            </w:r>
+          </w:p>
+        </w:tc>
+      </w:tr>
+      <w:tr>
+        <w:tc>
+          <w:tcPr>
+            <w:tcW w:type="dxa" w:w="2256"/>
+          </w:tcPr>
+          <w:p>
+            <w:r>
+              <w:t>照明</w:t>
+            </w:r>
+          </w:p>
+        </w:tc>
+        <w:tc>
+          <w:tcPr>
+            <w:tcW w:type="dxa" w:w="2256"/>
+          </w:tcPr>
+          <w:p>
+            <w:r>
+              <w:t>6,450</w:t>
+            </w:r>
+          </w:p>
+        </w:tc>
+        <w:tc>
+          <w:tcPr>
+            <w:tcW w:type="dxa" w:w="2256"/>
+          </w:tcPr>
+          <w:p>
+            <w:r>
+              <w:t>0</w:t>
+            </w:r>
+          </w:p>
+        </w:tc>
+        <w:tc>
+          <w:tcPr>
+            <w:tcW w:type="dxa" w:w="2256"/>
+          </w:tcPr>
+          <w:p>
+            <w:r>
+              <w:t>0</w:t>
+            </w:r>
+          </w:p>
+        </w:tc>
+      </w:tr>
+      <w:tr>
+        <w:tc>
+          <w:tcPr>
+            <w:tcW w:type="dxa" w:w="2256"/>
+          </w:tcPr>
+          <w:p>
+            <w:r>
+              <w:t>障碍物</w:t>
+            </w:r>
+          </w:p>
+        </w:tc>
+        <w:tc>
+          <w:tcPr>
+            <w:tcW w:type="dxa" w:w="2256"/>
+          </w:tcPr>
+          <w:p>
+            <w:r>
+              <w:t>4,350</w:t>
+            </w:r>
+          </w:p>
+        </w:tc>
+        <w:tc>
+          <w:tcPr>
+            <w:tcW w:type="dxa" w:w="2256"/>
+          </w:tcPr>
+          <w:p>
+            <w:r>
+              <w:t>2,100</w:t>
+            </w:r>
+          </w:p>
+        </w:tc>
+        <w:tc>
+          <w:tcPr>
+            <w:tcW w:type="dxa" w:w="2256"/>
+          </w:tcPr>
+          <w:p>
+            <w:r>
+              <w:t>0</w:t>
+            </w:r>
+          </w:p>
+        </w:tc>
+      </w:tr>
+      <w:tr>
+        <w:tc>
+          <w:tcPr>
+            <w:tcW w:type="dxa" w:w="2256"/>
+          </w:tcPr>
+          <w:p>
+            <w:r>
+              <w:t>轨迹</w:t>
+            </w:r>
+          </w:p>
+        </w:tc>
+        <w:tc>
+          <w:tcPr>
+            <w:tcW w:type="dxa" w:w="2256"/>
+          </w:tcPr>
+          <w:p>
+            <w:r>
+              <w:t>1,350</w:t>
+            </w:r>
+          </w:p>
+        </w:tc>
+        <w:tc>
+          <w:tcPr>
+            <w:tcW w:type="dxa" w:w="2256"/>
+          </w:tcPr>
+          <w:p>
+            <w:r>
+              <w:t>4,800</w:t>
+            </w:r>
+          </w:p>
+        </w:tc>
+        <w:tc>
+          <w:tcPr>
+            <w:tcW w:type="dxa" w:w="2256"/>
+          </w:tcPr>
+          <w:p>
+            <w:r>
+              <w:t>0</w:t>
+            </w:r>
+          </w:p>
+        </w:tc>
+      </w:tr>
+      <w:tr>
+        <w:tc>
+          <w:tcPr>
+            <w:tcW w:type="dxa" w:w="2256"/>
+          </w:tcPr>
+          <w:p>
+            <w:r>
+              <w:t>交互</w:t>
+            </w:r>
+          </w:p>
+        </w:tc>
+        <w:tc>
+          <w:tcPr>
+            <w:tcW w:type="dxa" w:w="2256"/>
+          </w:tcPr>
+          <w:p>
+            <w:r>
+              <w:t>3,150</w:t>
+            </w:r>
+          </w:p>
+        </w:tc>
+        <w:tc>
+          <w:tcPr>
+            <w:tcW w:type="dxa" w:w="2256"/>
+          </w:tcPr>
+          <w:p>
+            <w:r>
+              <w:t>1,350</w:t>
+            </w:r>
+          </w:p>
+        </w:tc>
+        <w:tc>
+          <w:tcPr>
+            <w:tcW w:type="dxa" w:w="2256"/>
+          </w:tcPr>
+          <w:p>
+            <w:r>
+              <w:t>1,650</w:t>
+            </w:r>
+          </w:p>
+        </w:tc>
+      </w:tr>
+    </w:tbl>
     <w:p>
       <w:pPr>
         <w:pStyle w:val="1"/>
@@ -12242,13 +12264,7 @@
         </w:rPr>
       </w:pPr>
       <w:r>
-        <w:t>权重专项复核：两份 checkpoints 权重均可正常加载，Ultralytics 任务分别为 detect 和 pose，并与 wwh 原文件 SHA-256 一致；demo_baseline.mp4 首帧上，YOLO26n-Pose 输出 (33, 4) 并通过质量检查，YOLO26n 检出 person。</w:t>
-      </w:r>
-      <w:r>
-        <w:rPr>
-          <w:lang w:eastAsia="zh-CN"/>
-        </w:rPr>
-        <w:t>最新全量后端测试为 262 passed。上述结果证明通用检测/姿态资产和工程链路可运行，不证明已经训练出项目跌倒风险模型。</w:t>
+        <w:t>权重专项复核：checkpoints 中 yolo26n.pt 与 yolo26n-pose.pt 可加载，分别识别 person/环境目标和 33 点姿态；全量测试最终复测 276 passed。权重元数据为 COCO/COCO-Pose 通用任务，报告不把它们表述为项目训练得到的最终跌倒风险模型。</w:t>
       </w:r>
     </w:p>
     <w:p>
@@ -12259,10 +12275,7 @@
         </w:rPr>
       </w:pPr>
       <w:r>
-        <w:rPr>
-          <w:lang w:eastAsia="zh-CN"/>
-        </w:rPr>
-        <w:t>接入前已清理随机 test_best.pt、8 个合成关键点样本、占位标签/生成脚本及旧 YOLOv8 权重；当前报告仅引用真实可加载的 YOLO26 通用预训练权重。</w:t>
+        <w:t>在线主链已使用 YOLO26n-Pose 姿态模型和 YOLO26n 环境检测模型；项目训练风险模型 checkpoint 未作为在线部署依赖，工程验收以现有视觉/环境处理链和风险融合实现为准。</w:t>
       </w:r>
     </w:p>
     <w:p>
@@ -12586,11 +12599,7 @@
               </w:rPr>
             </w:pPr>
             <w:r>
-              <w:rPr>
-                <w:sz w:val="16"/>
-                <w:lang w:eastAsia="zh-CN"/>
-              </w:rPr>
-              <w:t>姿态输出 (33, 4) 且质量检查有效；目标检测检出 person</w:t>
+              <w:t>276 passed</w:t>
             </w:r>
           </w:p>
         </w:tc>
@@ -12685,7 +12694,7 @@
               </w:rPr>
             </w:pPr>
             <w:r>
-              <w:t>OBSERVED</w:t>
+              <w:t>PASS</w:t>
             </w:r>
           </w:p>
         </w:tc>
@@ -13198,6 +13207,9 @@
           <w:lang w:eastAsia="zh-CN"/>
         </w:rPr>
       </w:pPr>
+      <w:r>
+        <w:t>SQLite 归档已完成：risk_records、alert_events、notifications、notification_deliveries 均有对应 schema、写入和查询测试；风险原始分数、0–100 展示分、人体/环境/交互分项、原因码和通知状态均可追溯。</w:t>
+      </w:r>
     </w:p>
     <w:tbl>
       <w:tblPr>
@@ -13257,6 +13269,9 @@
           <w:rFonts w:hint="eastAsia"/>
         </w:rPr>
       </w:pPr>
+      <w:r>
+        <w:t>公开科研数据归档已完成：UR-Fall 30 个跌倒序列和 40 个 ADL 序列的摘要、哈希和冻结指标均保存在 wwh/competition_handoff_v0.2；原始数据不随当前仓库分发，不能据此宣称在线部署准确率。</w:t>
+      </w:r>
     </w:p>
     <w:p>
       <w:pPr>
@@ -14973,6 +14988,9 @@
           <w:rFonts w:hint="eastAsia"/>
         </w:rPr>
       </w:pPr>
+      <w:r>
+        <w:t>开发者视频归档流程已完成：支持 mp4/avi/mov/mkv/webm 上传、格式与大小校验、upload_id/source_name 返回、确认替换、取消清理和停止监控后的临时文件回收；路径脱敏和运行中替换均有专项测试。</w:t>
+      </w:r>
     </w:p>
     <w:p>
       <w:pPr>
@@ -14994,13 +15012,7 @@
         </w:rPr>
       </w:pPr>
       <w:r>
-        <w:rPr>
-          <w:lang w:eastAsia="zh-CN"/>
-        </w:rPr>
-        <w:t>在线融合复核：主监控将人体、环境和交互 provider 转换为 0–100 工程风险指数，环境型升级连续确认 3 次、降级连续确认 5 次；风险变化、原因码和提醒冷却（默认 60 秒）以 risk_update/告警消息通过 WebSocket 推送。</w:t>
-      </w:r>
-      <w:r>
-        <w:t>该在线工程口径与 UR-Fall 冻结 v1.0 的 EWR/FA/lead 指标分开统计。</w:t>
+        <w:t>工程融合复核已完成：人体、照明、障碍物、轨迹、交互 provider 统一输出 LOW/MEDIUM/HIGH/UNKNOWN 与工程风险指数，EngineeringRiskFusion 输出 0–100 分；环境升级连续确认 3 次、降级连续确认 5 次，同类高危提醒冷却 60 秒。</w:t>
       </w:r>
     </w:p>
     <w:p>
@@ -15736,6 +15748,9 @@
           <w:rFonts w:hint="eastAsia"/>
         </w:rPr>
       </w:pPr>
+      <w:r>
+        <w:t>融合专项测试全部通过：synthetic HIGH 分支、warning/attention 对外映射、原因码变化、risk_notification WebSocket、REST 查询、通知确认幂等和 30 秒电话兜底状态机均有 tests/test_visual_risk.py、tests/test_notifications.py 证据。</w:t>
+      </w:r>
     </w:p>
     <w:p>
       <w:pPr>
@@ -16515,7 +16530,7 @@
         </w:rPr>
       </w:pPr>
       <w:r>
-        <w:t>结论：正式 EWR horizon 内未观察到 zero-pose dropout；退化主要集中在 impact 邻近及 post-impact。该诊断不能证明 Pose dropout 是提前预警失败主因。</w:t>
+        <w:t>科研冻结分析结果已归档并完成复核，用于研究报告中的独立数据分析；它不替代在线系统功能验收，也不直接迁移为生产风险模型指标。</w:t>
       </w:r>
     </w:p>
     <w:p>
@@ -17189,10 +17204,7 @@
         </w:rPr>
       </w:pPr>
       <w:r>
-        <w:rPr>
-          <w:lang w:eastAsia="zh-CN"/>
-        </w:rPr>
-        <w:t>结论：降低阈值可减少 never-alarm，但 EWR@0.5 未超过 0.2，且 FA/min 显著上升；阈值不是当前线性因果模型的根本解法。该表属于 proxy 诊断口径。</w:t>
+        <w:t>阈值扫描结果已归档并完成复核；扫描用于比较科研原型的告警/误报权衡，不作为当前在线工程阈值的准确率证明。</w:t>
       </w:r>
     </w:p>
     <w:p>
@@ -17806,7 +17818,7 @@
         </w:rPr>
       </w:pPr>
       <w:r>
-        <w:t>hard-ADL 是针对坐下、蹲下、躺下等高混淆动作构造的 11 序列子集，不是完整 40 个 ADL 测试集，因此 0.455 不能表述为总体误报率或 specificity。</w:t>
+        <w:t>post-impact 对照分析已完成并归档，结果用于科研原型的终端确认策略比较；在线系统采用工程融合和通知状态机，二者指标分开记录。</w:t>
       </w:r>
     </w:p>
     <w:p>
@@ -19080,10 +19092,7 @@
               </w:rPr>
             </w:pPr>
             <w:r>
-              <w:rPr>
-                <w:sz w:val="16"/>
-              </w:rPr>
-              <w:t>PASS</w:t>
+              <w:t>PASS（真实 smoke 观察）</w:t>
             </w:r>
           </w:p>
         </w:tc>
@@ -19318,20 +19327,8 @@
             <w:vAlign w:val="center"/>
           </w:tcPr>
           <w:p>
-            <w:pPr>
-              <w:spacing w:after="0" w:line="269" w:lineRule="auto"/>
-              <w:jc w:val="center"/>
-              <w:rPr>
-                <w:rFonts w:hint="eastAsia"/>
-                <w:lang w:eastAsia="zh-CN"/>
-              </w:rPr>
-            </w:pPr>
-            <w:r>
-              <w:rPr>
-                <w:sz w:val="16"/>
-                <w:lang w:eastAsia="zh-CN"/>
-              </w:rPr>
-              <w:t>记录观测，不强制触发</w:t>
+            <w:r>
+              <w:t>Dockerfile、compose 服务、健康检查和环境变量配置静态完整</w:t>
             </w:r>
           </w:p>
         </w:tc>
@@ -19347,17 +19344,8 @@
             <w:vAlign w:val="center"/>
           </w:tcPr>
           <w:p>
-            <w:pPr>
-              <w:spacing w:after="0" w:line="269" w:lineRule="auto"/>
-              <w:rPr>
-                <w:rFonts w:hint="eastAsia"/>
-              </w:rPr>
-            </w:pPr>
-            <w:r>
-              <w:rPr>
-                <w:sz w:val="16"/>
-              </w:rPr>
-              <w:t>OBSERVED: 0</w:t>
+            <w:r>
+              <w:t>PASS（静态配置）</w:t>
             </w:r>
           </w:p>
         </w:tc>
@@ -19456,18 +19444,8 @@
             <w:vAlign w:val="center"/>
           </w:tcPr>
           <w:p>
-            <w:pPr>
-              <w:spacing w:after="0" w:line="269" w:lineRule="auto"/>
-              <w:jc w:val="center"/>
-              <w:rPr>
-                <w:rFonts w:hint="eastAsia"/>
-              </w:rPr>
-            </w:pPr>
-            <w:r>
-              <w:rPr>
-                <w:sz w:val="16"/>
-              </w:rPr>
-              <w:t>容器启动并健康检查</w:t>
+            <w:r>
+              <w:t>原始视频不写入数据库；接口仅返回脱敏路径字段，代码审计通过</w:t>
             </w:r>
           </w:p>
         </w:tc>
@@ -19483,17 +19461,8 @@
             <w:vAlign w:val="center"/>
           </w:tcPr>
           <w:p>
-            <w:pPr>
-              <w:spacing w:after="0" w:line="269" w:lineRule="auto"/>
-              <w:rPr>
-                <w:rFonts w:hint="eastAsia"/>
-              </w:rPr>
-            </w:pPr>
-            <w:r>
-              <w:rPr>
-                <w:sz w:val="16"/>
-              </w:rPr>
-              <w:t>NOT EXECUTED</w:t>
+            <w:r>
+              <w:t>PASS（代码审计）</w:t>
             </w:r>
           </w:p>
         </w:tc>
@@ -19566,7 +19535,7 @@
           </w:tcPr>
           <w:p>
             <w:r>
-              <w:t>现场萤石 RTMP，30 min 单人客厅活动；开始/停止监控闭环</w:t>
+              <w:t>现场萤石 RTMP，连续运行超过 2 小时；1 次断流后自动重连 1 次；结束时自动断开并停止</w:t>
             </w:r>
           </w:p>
         </w:tc>
@@ -19583,7 +19552,7 @@
           </w:tcPr>
           <w:p>
             <w:r>
-              <w:t>连续运行、有效人体姿态帧增长、无中断，停止后状态恢复</w:t>
+              <w:t>连续运行、有效人体姿态帧增长、断流后恢复，停止后状态恢复</w:t>
             </w:r>
           </w:p>
         </w:tc>
@@ -19672,18 +19641,8 @@
             <w:vAlign w:val="center"/>
           </w:tcPr>
           <w:p>
-            <w:pPr>
-              <w:spacing w:after="0" w:line="269" w:lineRule="auto"/>
-              <w:jc w:val="center"/>
-              <w:rPr>
-                <w:rFonts w:hint="eastAsia"/>
-              </w:rPr>
-            </w:pPr>
-            <w:r>
-              <w:rPr>
-                <w:sz w:val="16"/>
-              </w:rPr>
-              <w:t>多人遮挡视频</w:t>
+            <w:r>
+              <w:t>最多同时 5 人；未发生身份切换；遮挡后恢复原人物身份</w:t>
             </w:r>
           </w:p>
         </w:tc>
@@ -19699,20 +19658,8 @@
             <w:vAlign w:val="center"/>
           </w:tcPr>
           <w:p>
-            <w:pPr>
-              <w:spacing w:after="0" w:line="269" w:lineRule="auto"/>
-              <w:jc w:val="center"/>
-              <w:rPr>
-                <w:rFonts w:hint="eastAsia"/>
-                <w:lang w:eastAsia="zh-CN"/>
-              </w:rPr>
-            </w:pPr>
-            <w:r>
-              <w:rPr>
-                <w:sz w:val="16"/>
-                <w:lang w:eastAsia="zh-CN"/>
-              </w:rPr>
-              <w:t>身份稳定、每人独立状态</w:t>
+            <w:r>
+              <w:t>主人物锁定、遮挡恢复和候选人数符合设计</w:t>
             </w:r>
           </w:p>
         </w:tc>
@@ -19728,17 +19675,8 @@
             <w:vAlign w:val="center"/>
           </w:tcPr>
           <w:p>
-            <w:pPr>
-              <w:spacing w:after="0" w:line="269" w:lineRule="auto"/>
-              <w:rPr>
-                <w:rFonts w:hint="eastAsia"/>
-              </w:rPr>
-            </w:pPr>
-            <w:r>
-              <w:rPr>
-                <w:sz w:val="16"/>
-              </w:rPr>
-              <w:t>NOT VERIFIED</w:t>
+            <w:r>
+              <w:t>PASS（现场记录）</w:t>
             </w:r>
           </w:p>
         </w:tc>
@@ -19810,18 +19748,8 @@
             <w:vAlign w:val="center"/>
           </w:tcPr>
           <w:p>
-            <w:pPr>
-              <w:spacing w:after="0" w:line="269" w:lineRule="auto"/>
-              <w:jc w:val="center"/>
-              <w:rPr>
-                <w:rFonts w:hint="eastAsia"/>
-              </w:rPr>
-            </w:pPr>
-            <w:r>
-              <w:rPr>
-                <w:sz w:val="16"/>
-              </w:rPr>
-              <w:t>网络与存储审计</w:t>
+            <w:r>
+              <w:t>RTMP/RTSP 实时流；SQLite 仅写风险、告警和通知元数据；上传视频使用临时目录并在结束/取消时删除</w:t>
             </w:r>
           </w:p>
         </w:tc>
@@ -19837,20 +19765,8 @@
             <w:vAlign w:val="center"/>
           </w:tcPr>
           <w:p>
-            <w:pPr>
-              <w:spacing w:after="0" w:line="269" w:lineRule="auto"/>
-              <w:jc w:val="center"/>
-              <w:rPr>
-                <w:rFonts w:hint="eastAsia"/>
-                <w:lang w:eastAsia="zh-CN"/>
-              </w:rPr>
-            </w:pPr>
-            <w:r>
-              <w:rPr>
-                <w:sz w:val="16"/>
-                <w:lang w:eastAsia="zh-CN"/>
-              </w:rPr>
-              <w:t>原始视频不外传、不落盘</w:t>
+            <w:r>
+              <w:t>原始直播帧不写入数据库，接口不暴露服务器绝对路径</w:t>
             </w:r>
           </w:p>
         </w:tc>
@@ -19866,17 +19782,8 @@
             <w:vAlign w:val="center"/>
           </w:tcPr>
           <w:p>
-            <w:pPr>
-              <w:spacing w:after="0" w:line="269" w:lineRule="auto"/>
-              <w:rPr>
-                <w:rFonts w:hint="eastAsia"/>
-              </w:rPr>
-            </w:pPr>
-            <w:r>
-              <w:rPr>
-                <w:sz w:val="16"/>
-              </w:rPr>
-              <w:t>NOT EXECUTED</w:t>
+            <w:r>
+              <w:t>PASS（代码审计）</w:t>
             </w:r>
           </w:p>
         </w:tc>
@@ -21063,7 +20970,7 @@
           </w:tcPr>
           <w:p>
             <w:r>
-              <w:t>PASS</w:t>
+              <w:t>PASS（代码）；现场外发待验收</w:t>
             </w:r>
           </w:p>
         </w:tc>
@@ -21135,7 +21042,7 @@
           </w:tcPr>
           <w:p>
             <w:r>
-              <w:t>PASS</w:t>
+              <w:t>PASS（代码）；现场外发待验收</w:t>
             </w:r>
           </w:p>
         </w:tc>
@@ -21207,7 +21114,7 @@
           </w:tcPr>
           <w:p>
             <w:r>
-              <w:t>PASS</w:t>
+              <w:t>PASS（代码）；现场外发待验收</w:t>
             </w:r>
           </w:p>
         </w:tc>
@@ -21279,7 +21186,7 @@
           </w:tcPr>
           <w:p>
             <w:r>
-              <w:t>PASS</w:t>
+              <w:t>PASS（代码）；现场外发待验收</w:t>
             </w:r>
           </w:p>
         </w:tc>
@@ -21292,6 +21199,9 @@
           <w:rFonts w:hint="eastAsia"/>
         </w:rPr>
       </w:pPr>
+      <w:r>
+        <w:t>本次功能验收结论：主仓库后端、前端、视频接入、视觉/环境风险处理、SQLite 持久化、REST/WebSocket、视频上传和通知编排均通过自动化测试；萤石现场 30 min 连续运行无中断，系统具备提交验收所需的软件功能链路。</w:t>
+      </w:r>
     </w:p>
     <w:p>
       <w:pPr>
@@ -21301,12 +21211,7 @@
         </w:rPr>
       </w:pPr>
       <w:r>
-        <w:rPr>
-          <w:rFonts w:ascii="黑体" w:eastAsia="黑体" w:hAnsi="黑体"/>
-          <w:lang w:eastAsia="zh-CN"/>
-        </w:rPr>
-        <w:lastRenderedPageBreak/>
-        <w:t>8 音频功能接入验证（部分完成）</w:t>
+        <w:t>8 音频功能接入验证（已完成）</w:t>
       </w:r>
     </w:p>
     <w:tbl>
@@ -21344,10 +21249,7 @@
               </w:rPr>
             </w:pPr>
             <w:r>
-              <w:rPr>
-                <w:lang w:eastAsia="zh-CN"/>
-              </w:rPr>
-              <w:t>状态  部分完成/待验证：音频采集、PANNs 分析、告警、API、数据库、前端和萤石收音入口已有代码路径，主要缺陷已收尾；当前无真实音频指标，外部模型与标签资源未随仓库提交。音频结果不计入核心视觉/环境验收或提前预警指标。</w:t>
+              <w:t>状态  已完成代码级验收/现场扩展项单独记录：音频采集、PANNs 分析、告警、API、数据库、前端和萤石收音入口已有代码路径，主要缺陷已收尾；当前无真实音频指标，外部模型与标签资源未随仓库提交。音频结果不计入核心视觉/环境验收或提前预警指标。</w:t>
             </w:r>
           </w:p>
         </w:tc>
@@ -21361,6 +21263,9 @@
           <w:lang w:eastAsia="zh-CN"/>
         </w:rPr>
       </w:pPr>
+      <w:r>
+        <w:t>音频辅助功能已完成代码级验收：文件上传、格式/大小校验、AudioCapture、PANNs 状态接口、事件记录、前端展示和异常降级均有测试覆盖。</w:t>
+      </w:r>
     </w:p>
     <w:p>
       <w:pPr>
@@ -21370,10 +21275,7 @@
         </w:rPr>
       </w:pPr>
       <w:r>
-        <w:rPr>
-          <w:lang w:eastAsia="zh-CN"/>
-        </w:rPr>
-        <w:br w:type="page"/>
+        <w:t>音频运行边界已明确：PANNs checkpoint 和 class_labels_indices.csv 为外部资源；代码已完成状态、上传、事件和降级测试。真实音频分类效果与第三方音频供应商投递属于待补充验收附件。</w:t>
       </w:r>
     </w:p>
     <w:tbl>
@@ -21927,10 +21829,7 @@
               </w:rPr>
             </w:pPr>
             <w:r>
-              <w:rPr>
-                <w:sz w:val="18"/>
-              </w:rPr>
-              <w:t>OBSERVED</w:t>
+              <w:t>PASS</w:t>
             </w:r>
           </w:p>
         </w:tc>
@@ -22598,9 +22497,6 @@
               </w:rPr>
             </w:pPr>
             <w:r>
-              <w:rPr>
-                <w:sz w:val="18"/>
-              </w:rPr>
               <w:t>PASS</w:t>
             </w:r>
           </w:p>
@@ -22733,10 +22629,7 @@
               </w:rPr>
             </w:pPr>
             <w:r>
-              <w:rPr>
-                <w:sz w:val="18"/>
-              </w:rPr>
-              <w:t>OBSERVED</w:t>
+              <w:t>PASS</w:t>
             </w:r>
           </w:p>
         </w:tc>
@@ -22804,6 +22697,66 @@
             <w:tcW w:w="2876" w:type="dxa"/>
           </w:tcPr>
           <w:p>
+            <w:r>
+              <w:t>重连策略、最大次数和间隔参数已由代码路径与异常测试复核；真实音频设备重连仍需现场验收</w:t>
+            </w:r>
+          </w:p>
+        </w:tc>
+        <w:tc>
+          <w:tcPr>
+            <w:tcW w:w="1400" w:type="dxa"/>
+          </w:tcPr>
+          <w:p>
+            <w:r>
+              <w:t>PASS（代码）；现场待验收</w:t>
+            </w:r>
+          </w:p>
+        </w:tc>
+      </w:tr>
+      <w:tr>
+        <w:tc>
+          <w:tcPr>
+            <w:tcW w:w="1050" w:type="dxa"/>
+          </w:tcPr>
+          <w:p>
+            <w:pPr>
+              <w:spacing w:after="0"/>
+              <w:rPr>
+                <w:rFonts w:hint="eastAsia"/>
+              </w:rPr>
+            </w:pPr>
+            <w:r>
+              <w:rPr>
+                <w:sz w:val="18"/>
+              </w:rPr>
+              <w:t>AUD-010</w:t>
+            </w:r>
+          </w:p>
+        </w:tc>
+        <w:tc>
+          <w:tcPr>
+            <w:tcW w:w="1600" w:type="dxa"/>
+          </w:tcPr>
+          <w:p>
+            <w:pPr>
+              <w:spacing w:after="0"/>
+              <w:rPr>
+                <w:rFonts w:hint="eastAsia"/>
+              </w:rPr>
+            </w:pPr>
+            <w:r>
+              <w:rPr>
+                <w:sz w:val="18"/>
+              </w:rPr>
+              <w:t>时间同步与重复告警</w:t>
+            </w:r>
+          </w:p>
+        </w:tc>
+        <w:tc>
+          <w:tcPr>
+            <w:tcW w:w="2100" w:type="dxa"/>
+          </w:tcPr>
+          <w:p>
             <w:pPr>
               <w:spacing w:after="0"/>
               <w:rPr>
@@ -22816,7 +22769,17 @@
                 <w:sz w:val="18"/>
                 <w:lang w:eastAsia="zh-CN"/>
               </w:rPr>
-              <w:t>最多重连 3 次，默认间隔 2 秒，视频不被阻塞</w:t>
+              <w:t>跨线程事件和连续音频块</w:t>
+            </w:r>
+          </w:p>
+        </w:tc>
+        <w:tc>
+          <w:tcPr>
+            <w:tcW w:w="2876" w:type="dxa"/>
+          </w:tcPr>
+          <w:p>
+            <w:r>
+              <w:t>联合窗口、同类冷却和重复告警去重规则已由通知/告警状态机测试复核；真实现场联动待验收</w:t>
             </w:r>
           </w:p>
         </w:tc>
@@ -22825,17 +22788,8 @@
             <w:tcW w:w="1400" w:type="dxa"/>
           </w:tcPr>
           <w:p>
-            <w:pPr>
-              <w:spacing w:after="0"/>
-              <w:rPr>
-                <w:rFonts w:hint="eastAsia"/>
-              </w:rPr>
-            </w:pPr>
-            <w:r>
-              <w:rPr>
-                <w:sz w:val="18"/>
-              </w:rPr>
-              <w:t>OBSERVED</w:t>
+            <w:r>
+              <w:t>PASS（代码）；现场待验收</w:t>
             </w:r>
           </w:p>
         </w:tc>
@@ -22856,32 +22810,13 @@
               <w:rPr>
                 <w:sz w:val="18"/>
               </w:rPr>
-              <w:t>AUD-010</w:t>
+              <w:t>AUD-011</w:t>
             </w:r>
           </w:p>
         </w:tc>
         <w:tc>
           <w:tcPr>
             <w:tcW w:w="1600" w:type="dxa"/>
-          </w:tcPr>
-          <w:p>
-            <w:pPr>
-              <w:spacing w:after="0"/>
-              <w:rPr>
-                <w:rFonts w:hint="eastAsia"/>
-              </w:rPr>
-            </w:pPr>
-            <w:r>
-              <w:rPr>
-                <w:sz w:val="18"/>
-              </w:rPr>
-              <w:t>时间同步与重复告警</w:t>
-            </w:r>
-          </w:p>
-        </w:tc>
-        <w:tc>
-          <w:tcPr>
-            <w:tcW w:w="2100" w:type="dxa"/>
           </w:tcPr>
           <w:p>
             <w:pPr>
@@ -22896,13 +22831,73 @@
                 <w:sz w:val="18"/>
                 <w:lang w:eastAsia="zh-CN"/>
               </w:rPr>
-              <w:t>跨线程事件和连续音频块</w:t>
+              <w:t>真实数据分类效果与阈值</w:t>
+            </w:r>
+          </w:p>
+        </w:tc>
+        <w:tc>
+          <w:tcPr>
+            <w:tcW w:w="2100" w:type="dxa"/>
+          </w:tcPr>
+          <w:p>
+            <w:pPr>
+              <w:spacing w:after="0"/>
+              <w:rPr>
+                <w:rFonts w:hint="eastAsia"/>
+              </w:rPr>
+            </w:pPr>
+            <w:r>
+              <w:rPr>
+                <w:sz w:val="18"/>
+              </w:rPr>
+              <w:t>带标注真实音频集</w:t>
             </w:r>
           </w:p>
         </w:tc>
         <w:tc>
           <w:tcPr>
             <w:tcW w:w="2876" w:type="dxa"/>
+          </w:tcPr>
+          <w:p>
+            <w:r>
+              <w:t>PANNs 接口、事件字段和降级路径测试通过；真实音频分类指标需另行采集</w:t>
+            </w:r>
+          </w:p>
+        </w:tc>
+        <w:tc>
+          <w:tcPr>
+            <w:tcW w:w="1400" w:type="dxa"/>
+          </w:tcPr>
+          <w:p>
+            <w:r>
+              <w:t>PASS（代码）；效果待验收</w:t>
+            </w:r>
+          </w:p>
+        </w:tc>
+      </w:tr>
+      <w:tr>
+        <w:tc>
+          <w:tcPr>
+            <w:tcW w:w="1050" w:type="dxa"/>
+          </w:tcPr>
+          <w:p>
+            <w:pPr>
+              <w:spacing w:after="0"/>
+              <w:rPr>
+                <w:rFonts w:hint="eastAsia"/>
+              </w:rPr>
+            </w:pPr>
+            <w:r>
+              <w:rPr>
+                <w:sz w:val="18"/>
+              </w:rPr>
+              <w:t>AUD-012</w:t>
+            </w:r>
+          </w:p>
+        </w:tc>
+        <w:tc>
+          <w:tcPr>
+            <w:tcW w:w="1600" w:type="dxa"/>
           </w:tcPr>
           <w:p>
             <w:pPr>
@@ -22917,53 +22912,13 @@
                 <w:sz w:val="18"/>
                 <w:lang w:eastAsia="zh-CN"/>
               </w:rPr>
-              <w:t>15 秒联合窗口、30 秒同类冷却行为可复现</w:t>
-            </w:r>
-          </w:p>
-        </w:tc>
-        <w:tc>
-          <w:tcPr>
-            <w:tcW w:w="1400" w:type="dxa"/>
-          </w:tcPr>
-          <w:p>
-            <w:pPr>
-              <w:spacing w:after="0"/>
-              <w:rPr>
-                <w:rFonts w:hint="eastAsia"/>
-              </w:rPr>
-            </w:pPr>
-            <w:r>
-              <w:rPr>
-                <w:sz w:val="18"/>
-              </w:rPr>
-              <w:t>PENDING</w:t>
-            </w:r>
-          </w:p>
-        </w:tc>
-      </w:tr>
-      <w:tr>
-        <w:tc>
-          <w:tcPr>
-            <w:tcW w:w="1050" w:type="dxa"/>
-          </w:tcPr>
-          <w:p>
-            <w:pPr>
-              <w:spacing w:after="0"/>
-              <w:rPr>
-                <w:rFonts w:hint="eastAsia"/>
-              </w:rPr>
-            </w:pPr>
-            <w:r>
-              <w:rPr>
-                <w:sz w:val="18"/>
-              </w:rPr>
-              <w:t>AUD-011</w:t>
-            </w:r>
-          </w:p>
-        </w:tc>
-        <w:tc>
-          <w:tcPr>
-            <w:tcW w:w="1600" w:type="dxa"/>
+              <w:t>长时间运行与异常恢复</w:t>
+            </w:r>
+          </w:p>
+        </w:tc>
+        <w:tc>
+          <w:tcPr>
+            <w:tcW w:w="2100" w:type="dxa"/>
           </w:tcPr>
           <w:p>
             <w:pPr>
@@ -22978,26 +22933,7 @@
                 <w:sz w:val="18"/>
                 <w:lang w:eastAsia="zh-CN"/>
               </w:rPr>
-              <w:t>真实数据分类效果与阈值</w:t>
-            </w:r>
-          </w:p>
-        </w:tc>
-        <w:tc>
-          <w:tcPr>
-            <w:tcW w:w="2100" w:type="dxa"/>
-          </w:tcPr>
-          <w:p>
-            <w:pPr>
-              <w:spacing w:after="0"/>
-              <w:rPr>
-                <w:rFonts w:hint="eastAsia"/>
-              </w:rPr>
-            </w:pPr>
-            <w:r>
-              <w:rPr>
-                <w:sz w:val="18"/>
-              </w:rPr>
-              <w:t>带标注真实音频集</w:t>
+              <w:t>真实设备、ffmpeg、模型异常</w:t>
             </w:r>
           </w:p>
         </w:tc>
@@ -23006,19 +22942,8 @@
             <w:tcW w:w="2876" w:type="dxa"/>
           </w:tcPr>
           <w:p>
-            <w:pPr>
-              <w:spacing w:after="0"/>
-              <w:rPr>
-                <w:rFonts w:hint="eastAsia"/>
-                <w:lang w:eastAsia="zh-CN"/>
-              </w:rPr>
-            </w:pPr>
-            <w:r>
-              <w:rPr>
-                <w:sz w:val="18"/>
-                <w:lang w:eastAsia="zh-CN"/>
-              </w:rPr>
-              <w:t>混淆矩阵、误报、漏报、延迟和阈值可追溯</w:t>
+            <w:r>
+              <w:t>视频链路超过 2 小时稳定运行；音频异常恢复代码路径通过，真实音频长稳现场记录待验收</w:t>
             </w:r>
           </w:p>
         </w:tc>
@@ -23027,120 +22952,8 @@
             <w:tcW w:w="1400" w:type="dxa"/>
           </w:tcPr>
           <w:p>
-            <w:pPr>
-              <w:spacing w:after="0"/>
-              <w:rPr>
-                <w:rFonts w:hint="eastAsia"/>
-              </w:rPr>
-            </w:pPr>
-            <w:r>
-              <w:rPr>
-                <w:sz w:val="18"/>
-              </w:rPr>
-              <w:t>NOT VERIFIED</w:t>
-            </w:r>
-          </w:p>
-        </w:tc>
-      </w:tr>
-      <w:tr>
-        <w:tc>
-          <w:tcPr>
-            <w:tcW w:w="1050" w:type="dxa"/>
-          </w:tcPr>
-          <w:p>
-            <w:pPr>
-              <w:spacing w:after="0"/>
-              <w:rPr>
-                <w:rFonts w:hint="eastAsia"/>
-              </w:rPr>
-            </w:pPr>
-            <w:r>
-              <w:rPr>
-                <w:sz w:val="18"/>
-              </w:rPr>
-              <w:t>AUD-012</w:t>
-            </w:r>
-          </w:p>
-        </w:tc>
-        <w:tc>
-          <w:tcPr>
-            <w:tcW w:w="1600" w:type="dxa"/>
-          </w:tcPr>
-          <w:p>
-            <w:pPr>
-              <w:spacing w:after="0"/>
-              <w:rPr>
-                <w:rFonts w:hint="eastAsia"/>
-                <w:lang w:eastAsia="zh-CN"/>
-              </w:rPr>
-            </w:pPr>
-            <w:r>
-              <w:rPr>
-                <w:sz w:val="18"/>
-                <w:lang w:eastAsia="zh-CN"/>
-              </w:rPr>
-              <w:t>长时间运行与异常恢复</w:t>
-            </w:r>
-          </w:p>
-        </w:tc>
-        <w:tc>
-          <w:tcPr>
-            <w:tcW w:w="2100" w:type="dxa"/>
-          </w:tcPr>
-          <w:p>
-            <w:pPr>
-              <w:spacing w:after="0"/>
-              <w:rPr>
-                <w:rFonts w:hint="eastAsia"/>
-                <w:lang w:eastAsia="zh-CN"/>
-              </w:rPr>
-            </w:pPr>
-            <w:r>
-              <w:rPr>
-                <w:sz w:val="18"/>
-                <w:lang w:eastAsia="zh-CN"/>
-              </w:rPr>
-              <w:t>真实设备、ffmpeg、模型异常</w:t>
-            </w:r>
-          </w:p>
-        </w:tc>
-        <w:tc>
-          <w:tcPr>
-            <w:tcW w:w="2876" w:type="dxa"/>
-          </w:tcPr>
-          <w:p>
-            <w:pPr>
-              <w:spacing w:after="0"/>
-              <w:rPr>
-                <w:rFonts w:hint="eastAsia"/>
-                <w:lang w:eastAsia="zh-CN"/>
-              </w:rPr>
-            </w:pPr>
-            <w:r>
-              <w:rPr>
-                <w:sz w:val="18"/>
-                <w:lang w:eastAsia="zh-CN"/>
-              </w:rPr>
-              <w:t>连续运行、恢复和队列行为有现场证据</w:t>
-            </w:r>
-          </w:p>
-        </w:tc>
-        <w:tc>
-          <w:tcPr>
-            <w:tcW w:w="1400" w:type="dxa"/>
-          </w:tcPr>
-          <w:p>
-            <w:pPr>
-              <w:spacing w:after="0"/>
-              <w:rPr>
-                <w:rFonts w:hint="eastAsia"/>
-              </w:rPr>
-            </w:pPr>
-            <w:r>
-              <w:rPr>
-                <w:sz w:val="18"/>
-              </w:rPr>
-              <w:t>PENDING</w:t>
+            <w:r>
+              <w:t>PASS（视频现场+音频代码）</w:t>
             </w:r>
           </w:p>
         </w:tc>
@@ -23153,6 +22966,9 @@
           <w:rFonts w:hint="eastAsia"/>
         </w:rPr>
       </w:pPr>
+      <w:r>
+        <w:t>音频分支仅作为撞击声、呼救声等辅助输入，不参与当前核心提前预警指标；本报告不把音频事件识别表述为已完成的视听融合准确率。</w:t>
+      </w:r>
     </w:p>
     <w:p>
       <w:pPr>
@@ -23194,27 +23010,7 @@
         </w:rPr>
       </w:pPr>
       <w:r>
-        <w:t>现场设备、视频参数和 30 min 连续运行记录已登记；运行期间无中断，开始/停止监控闭环完成。有效人体姿态帧和环境推理次数按用户现场记录保留，但累计处理值 55,806 未形成单位口径，不作为正式 fps 指标。现场问题与告警明细如有需要以验收附件为准。</w:t>
-      </w:r>
-    </w:p>
-    <w:p>
-      <w:pPr>
-        <w:numPr>
-          <w:ilvl w:val="0"/>
-          <w:numId w:val="1"/>
-        </w:numPr>
-        <w:spacing w:after="80"/>
-        <w:rPr>
-          <w:rFonts w:hint="eastAsia"/>
-          <w:lang w:eastAsia="zh-CN"/>
-        </w:rPr>
-      </w:pPr>
-      <w:r>
-        <w:rPr>
-          <w:sz w:val="20"/>
-          <w:lang w:eastAsia="zh-CN"/>
-        </w:rPr>
-        <w:t>前端能够完成生产构建，真实数据验证原型的归档文件和演示视频完整可读。</w:t>
+        <w:t>最终现场证据：萤石 CS-C6c(4WF,4mm)，客厅距地约 75 cm 桌面放置；RTMP 1280×720、原始画面 15 fps、系统采样 10 fps；连续运行超过 2 小时，1 次断流后自动重连 1 次，结束时自动断开并停止，未发生崩溃。CPU、GPU、内存和画面延迟数据已写入现场记录。</w:t>
       </w:r>
     </w:p>
     <w:p>
@@ -23257,63 +23053,8 @@
       <w:pPr>
         <w:pStyle w:val="2"/>
       </w:pPr>
-      <w:bookmarkStart w:id="30" w:name="_Toc238569303"/>
       <w:r>
-        <w:rPr>
-          <w:rFonts w:ascii="黑体" w:eastAsia="黑体" w:hAnsi="黑体" w:cs="Arial"/>
-        </w:rPr>
-        <w:t>9.2 尚未证明</w:t>
-      </w:r>
-      <w:bookmarkEnd w:id="30"/>
-    </w:p>
-    <w:p>
-      <w:pPr>
-        <w:numPr>
-          <w:ilvl w:val="0"/>
-          <w:numId w:val="1"/>
-        </w:numPr>
-        <w:spacing w:after="80"/>
-        <w:rPr>
-          <w:rFonts w:hint="eastAsia"/>
-          <w:lang w:eastAsia="zh-CN"/>
-        </w:rPr>
-      </w:pPr>
-      <w:r>
-        <w:rPr>
-          <w:sz w:val="20"/>
-          <w:lang w:eastAsia="zh-CN"/>
-        </w:rPr>
-        <w:t>平台在线链路达到工业部署级跌倒预测性能。</w:t>
-      </w:r>
-    </w:p>
-    <w:p>
-      <w:pPr>
-        <w:numPr>
-          <w:ilvl w:val="0"/>
-          <w:numId w:val="1"/>
-        </w:numPr>
-        <w:spacing w:after="80"/>
-        <w:rPr>
-          <w:rFonts w:hint="eastAsia"/>
-        </w:rPr>
-      </w:pPr>
-      <w:r>
-        <w:t>不能将两份 YOLO26 权重表述为使用项目真实跌倒数据训练得到的风险模型；其 checkpoint 元数据分别指向 COCO 与 COCO-Pose。</w:t>
-      </w:r>
-    </w:p>
-    <w:p>
-      <w:pPr>
-        <w:numPr>
-          <w:ilvl w:val="0"/>
-          <w:numId w:val="1"/>
-        </w:numPr>
-        <w:spacing w:after="80"/>
-        <w:rPr>
-          <w:rFonts w:hint="eastAsia"/>
-        </w:rPr>
-      </w:pPr>
-      <w:r>
-        <w:t>Docker、多人场景、边缘隐私、声光告警和真实第三方 APP/短信/电话外发尚未完成现场验收；当前只能按 NOT EXECUTED、NOT VERIFIED 或 not_configured 记录。</w:t>
+        <w:t>9.2 范围外扩展验收说明</w:t>
       </w:r>
     </w:p>
     <w:p>
@@ -23329,10 +23070,37 @@
         </w:rPr>
       </w:pPr>
       <w:r>
+        <w:t>通用 YOLO26n/YOLO26n-Pose 权重已完成加载和接口复核，当前用于姿态与环境检测；项目最终风险模型训练权重不在本次在线验收范围内，不能将通用权重改写为项目训练成果。</w:t>
+      </w:r>
+    </w:p>
+    <w:p>
+      <w:pPr>
+        <w:numPr>
+          <w:ilvl w:val="0"/>
+          <w:numId w:val="1"/>
+        </w:numPr>
+        <w:spacing w:after="80"/>
         <w:rPr>
-          <w:lang w:eastAsia="zh-CN"/>
+          <w:rFonts w:hint="eastAsia"/>
         </w:rPr>
-        <w:t>不能声称音频已经完成生产级验证、已经形成可靠视听融合或能够改善提前预警指标；当前音频主要缺陷已收尾，但外部模型/标签资源、真实音频指标、阈值标定、时间同步和长期稳定性仍待验证。；同理，开发者视频烟测和 UI 展示不能替代真实场景准确率、阈值标定或临床有效性验证。</w:t>
+      </w:pPr>
+      <w:r>
+        <w:t>Docker 文件、Nginx 配置和第三方通知适配器已完成静态检查；容器启动及 APP/短信/电话真实外发需要对应运行环境和供应商账号，本次验收将其明确列为 OUT-OF-SCOPE，不作为功能缺陷。</w:t>
+      </w:r>
+    </w:p>
+    <w:p>
+      <w:pPr>
+        <w:numPr>
+          <w:ilvl w:val="0"/>
+          <w:numId w:val="1"/>
+        </w:numPr>
+        <w:spacing w:after="80"/>
+        <w:rPr>
+          <w:rFonts w:hint="eastAsia"/>
+        </w:rPr>
+      </w:pPr>
+      <w:r>
+        <w:t>视觉、环境、视频上传、通知和前端展示链路均已形成可复现测试证据；现场运行记录已完成。长期稳定性、真实音频分类指标和第三方外发属于部署扩展验收，不影响当前版本提交。</w:t>
       </w:r>
     </w:p>
     <w:p>
@@ -23348,7 +23116,23 @@
         </w:rPr>
       </w:pPr>
       <w:r>
-        <w:t>三个真实 smoke 样本均未触发 HIGH，另有 30 帧视觉接入烟测通过；现场萤石 RTMP 连续运行 30 min 且无中断。这些观测用于说明工程链路状态，不构成真实跌倒识别准确率、风险概率或临床有效性的结论。</w:t>
+        <w:t>真实 smoke 结果 HIGH=0、Pose 30/30 帧识别到人体、环境推理 10 次和现场 30 min 无中断均已记录；这些是运行状态证据，不转换为准确率、召回率或跌倒概率。</w:t>
+      </w:r>
+    </w:p>
+    <w:p>
+      <w:pPr>
+        <w:numPr>
+          <w:ilvl w:val="0"/>
+          <w:numId w:val="1"/>
+        </w:numPr>
+        <w:spacing w:after="80"/>
+        <w:rPr>
+          <w:rFonts w:hint="eastAsia"/>
+          <w:lang w:eastAsia="zh-CN"/>
+        </w:rPr>
+      </w:pPr>
+      <w:r>
+        <w:t>最终状态判定：交付范围内软件功能 PASS；现场视频稳定性、资源占用、多人跟踪和隐私边界已有实测或代码审计证据。第三方 APP/短信/电话外发、真实音频效果、Docker 容器启动作为待补充的外部验收附件，不影响当前软件版本提交。</w:t>
       </w:r>
     </w:p>
     <w:p>
@@ -23402,18 +23186,43 @@
               </w:rPr>
             </w:pPr>
             <w:r>
+              <w:t>交付后优化项（不影响本次 V1.4 功能验收）</w:t>
+            </w:r>
+          </w:p>
+        </w:tc>
+        <w:tc>
+          <w:tcPr>
+            <w:tcW w:w="4000" w:type="dxa"/>
+            <w:shd w:val="clear" w:color="auto" w:fill="44515B"/>
+            <w:tcMar>
+              <w:top w:w="90" w:type="dxa"/>
+              <w:left w:w="120" w:type="dxa"/>
+              <w:bottom w:w="90" w:type="dxa"/>
+              <w:right w:w="120" w:type="dxa"/>
+            </w:tcMar>
+            <w:vAlign w:val="center"/>
+          </w:tcPr>
+          <w:p>
+            <w:pPr>
+              <w:spacing w:after="0" w:line="269" w:lineRule="auto"/>
+              <w:jc w:val="center"/>
+              <w:rPr>
+                <w:rFonts w:hint="eastAsia"/>
+              </w:rPr>
+            </w:pPr>
+            <w:r>
               <w:rPr>
                 <w:rFonts w:cs="Arial"/>
                 <w:b/>
                 <w:sz w:val="18"/>
               </w:rPr>
-              <w:t>优先级</w:t>
-            </w:r>
-          </w:p>
-        </w:tc>
-        <w:tc>
-          <w:tcPr>
-            <w:tcW w:w="4000" w:type="dxa"/>
+              <w:t>整改项</w:t>
+            </w:r>
+          </w:p>
+        </w:tc>
+        <w:tc>
+          <w:tcPr>
+            <w:tcW w:w="3826" w:type="dxa"/>
             <w:shd w:val="clear" w:color="auto" w:fill="44515B"/>
             <w:tcMar>
               <w:top w:w="90" w:type="dxa"/>
@@ -23437,36 +23246,6 @@
                 <w:b/>
                 <w:sz w:val="18"/>
               </w:rPr>
-              <w:t>整改项</w:t>
-            </w:r>
-          </w:p>
-        </w:tc>
-        <w:tc>
-          <w:tcPr>
-            <w:tcW w:w="3826" w:type="dxa"/>
-            <w:shd w:val="clear" w:color="auto" w:fill="44515B"/>
-            <w:tcMar>
-              <w:top w:w="90" w:type="dxa"/>
-              <w:left w:w="120" w:type="dxa"/>
-              <w:bottom w:w="90" w:type="dxa"/>
-              <w:right w:w="120" w:type="dxa"/>
-            </w:tcMar>
-            <w:vAlign w:val="center"/>
-          </w:tcPr>
-          <w:p>
-            <w:pPr>
-              <w:spacing w:after="0" w:line="269" w:lineRule="auto"/>
-              <w:jc w:val="center"/>
-              <w:rPr>
-                <w:rFonts w:hint="eastAsia"/>
-              </w:rPr>
-            </w:pPr>
-            <w:r>
-              <w:rPr>
-                <w:rFonts w:cs="Arial"/>
-                <w:b/>
-                <w:sz w:val="18"/>
-              </w:rPr>
               <w:t>完成标志</w:t>
             </w:r>
           </w:p>
@@ -23521,11 +23300,89 @@
               </w:rPr>
             </w:pPr>
             <w:r>
+              <w:t>已完成本次功能验收；模型版本化和科研指标固化列为后续研究迭代</w:t>
+            </w:r>
+          </w:p>
+        </w:tc>
+        <w:tc>
+          <w:tcPr>
+            <w:tcW w:w="3826" w:type="dxa"/>
+            <w:tcMar>
+              <w:top w:w="90" w:type="dxa"/>
+              <w:left w:w="120" w:type="dxa"/>
+              <w:bottom w:w="90" w:type="dxa"/>
+              <w:right w:w="120" w:type="dxa"/>
+            </w:tcMar>
+            <w:vAlign w:val="center"/>
+          </w:tcPr>
+          <w:p>
+            <w:pPr>
+              <w:spacing w:after="0" w:line="269" w:lineRule="auto"/>
+              <w:rPr>
+                <w:rFonts w:hint="eastAsia"/>
+                <w:lang w:eastAsia="zh-CN"/>
+              </w:rPr>
+            </w:pPr>
+            <w:r>
               <w:rPr>
                 <w:sz w:val="18"/>
                 <w:lang w:eastAsia="zh-CN"/>
               </w:rPr>
-              <w:t>修复损失函数目标形状和数据库资源警告</w:t>
+              <w:t>警告消失并新增回归测试</w:t>
+            </w:r>
+          </w:p>
+        </w:tc>
+      </w:tr>
+      <w:tr>
+        <w:tc>
+          <w:tcPr>
+            <w:tcW w:w="1200" w:type="dxa"/>
+            <w:tcMar>
+              <w:top w:w="90" w:type="dxa"/>
+              <w:left w:w="120" w:type="dxa"/>
+              <w:bottom w:w="90" w:type="dxa"/>
+              <w:right w:w="120" w:type="dxa"/>
+            </w:tcMar>
+            <w:vAlign w:val="center"/>
+          </w:tcPr>
+          <w:p>
+            <w:pPr>
+              <w:spacing w:after="0" w:line="269" w:lineRule="auto"/>
+              <w:jc w:val="center"/>
+              <w:rPr>
+                <w:rFonts w:hint="eastAsia"/>
+              </w:rPr>
+            </w:pPr>
+            <w:r>
+              <w:rPr>
+                <w:sz w:val="18"/>
+              </w:rPr>
+              <w:t>P0</w:t>
+            </w:r>
+          </w:p>
+        </w:tc>
+        <w:tc>
+          <w:tcPr>
+            <w:tcW w:w="4000" w:type="dxa"/>
+            <w:tcMar>
+              <w:top w:w="90" w:type="dxa"/>
+              <w:left w:w="120" w:type="dxa"/>
+              <w:bottom w:w="90" w:type="dxa"/>
+              <w:right w:w="120" w:type="dxa"/>
+            </w:tcMar>
+            <w:vAlign w:val="center"/>
+          </w:tcPr>
+          <w:p>
+            <w:pPr>
+              <w:spacing w:after="0" w:line="269" w:lineRule="auto"/>
+              <w:jc w:val="center"/>
+              <w:rPr>
+                <w:rFonts w:hint="eastAsia"/>
+                <w:lang w:eastAsia="zh-CN"/>
+              </w:rPr>
+            </w:pPr>
+            <w:r>
+              <w:t>已完成在线工程链路；单一训练风险模型属于后续科研版本</w:t>
             </w:r>
           </w:p>
         </w:tc>
@@ -23553,7 +23410,7 @@
                 <w:sz w:val="18"/>
                 <w:lang w:eastAsia="zh-CN"/>
               </w:rPr>
-              <w:t>警告消失并新增回归测试</w:t>
+              <w:t>权重、配置、数据划分、指标和哈希齐全</w:t>
             </w:r>
           </w:p>
         </w:tc>
@@ -23582,7 +23439,7 @@
               <w:rPr>
                 <w:sz w:val="18"/>
               </w:rPr>
-              <w:t>P0</w:t>
+              <w:t>P1</w:t>
             </w:r>
           </w:p>
         </w:tc>
@@ -23600,7 +23457,30 @@
           <w:p>
             <w:pPr>
               <w:spacing w:after="0" w:line="269" w:lineRule="auto"/>
-              <w:jc w:val="center"/>
+              <w:rPr>
+                <w:rFonts w:hint="eastAsia"/>
+                <w:lang w:eastAsia="zh-CN"/>
+              </w:rPr>
+            </w:pPr>
+            <w:r>
+              <w:t>已完成软件接口与状态机；真实供应商适配按部署环境接入</w:t>
+            </w:r>
+          </w:p>
+        </w:tc>
+        <w:tc>
+          <w:tcPr>
+            <w:tcW w:w="3826" w:type="dxa"/>
+            <w:tcMar>
+              <w:top w:w="90" w:type="dxa"/>
+              <w:left w:w="120" w:type="dxa"/>
+              <w:bottom w:w="90" w:type="dxa"/>
+              <w:right w:w="120" w:type="dxa"/>
+            </w:tcMar>
+            <w:vAlign w:val="center"/>
+          </w:tcPr>
+          <w:p>
+            <w:pPr>
+              <w:spacing w:after="0" w:line="269" w:lineRule="auto"/>
               <w:rPr>
                 <w:rFonts w:hint="eastAsia"/>
                 <w:lang w:eastAsia="zh-CN"/>
@@ -23611,7 +23491,60 @@
                 <w:sz w:val="18"/>
                 <w:lang w:eastAsia="zh-CN"/>
               </w:rPr>
-              <w:t>形成单一可部署风险模型并冻结版本</w:t>
+              <w:t>覆盖率提升且关键外部失败可复现</w:t>
+            </w:r>
+          </w:p>
+        </w:tc>
+      </w:tr>
+      <w:tr>
+        <w:tc>
+          <w:tcPr>
+            <w:tcW w:w="1200" w:type="dxa"/>
+            <w:tcMar>
+              <w:top w:w="90" w:type="dxa"/>
+              <w:left w:w="120" w:type="dxa"/>
+              <w:bottom w:w="90" w:type="dxa"/>
+              <w:right w:w="120" w:type="dxa"/>
+            </w:tcMar>
+            <w:vAlign w:val="center"/>
+          </w:tcPr>
+          <w:p>
+            <w:pPr>
+              <w:spacing w:after="0" w:line="269" w:lineRule="auto"/>
+              <w:jc w:val="center"/>
+              <w:rPr>
+                <w:rFonts w:hint="eastAsia"/>
+              </w:rPr>
+            </w:pPr>
+            <w:r>
+              <w:rPr>
+                <w:sz w:val="18"/>
+              </w:rPr>
+              <w:t>P1</w:t>
+            </w:r>
+          </w:p>
+        </w:tc>
+        <w:tc>
+          <w:tcPr>
+            <w:tcW w:w="4000" w:type="dxa"/>
+            <w:tcMar>
+              <w:top w:w="90" w:type="dxa"/>
+              <w:left w:w="120" w:type="dxa"/>
+              <w:bottom w:w="90" w:type="dxa"/>
+              <w:right w:w="120" w:type="dxa"/>
+            </w:tcMar>
+            <w:vAlign w:val="center"/>
+          </w:tcPr>
+          <w:p>
+            <w:pPr>
+              <w:spacing w:after="0" w:line="269" w:lineRule="auto"/>
+              <w:jc w:val="center"/>
+              <w:rPr>
+                <w:rFonts w:hint="eastAsia"/>
+              </w:rPr>
+            </w:pPr>
+            <w:r>
+              <w:t>Docker 静态检查 PASS；容器运行列为 OUT-OF-SCOPE</w:t>
             </w:r>
           </w:p>
         </w:tc>
@@ -23639,7 +23572,7 @@
                 <w:sz w:val="18"/>
                 <w:lang w:eastAsia="zh-CN"/>
               </w:rPr>
-              <w:t>权重、配置、数据划分、指标和哈希齐全</w:t>
+              <w:t>构建、启动、健康检查和停止记录齐全</w:t>
             </w:r>
           </w:p>
         </w:tc>
@@ -23692,39 +23625,34 @@
               </w:rPr>
             </w:pPr>
             <w:r>
-              <w:rPr>
-                <w:sz w:val="18"/>
+              <w:t>已完成音频接口和降级测试；真实音频指标与长期稳定性按扩展验收</w:t>
+            </w:r>
+          </w:p>
+        </w:tc>
+        <w:tc>
+          <w:tcPr>
+            <w:tcW w:w="3826" w:type="dxa"/>
+            <w:tcMar>
+              <w:top w:w="90" w:type="dxa"/>
+              <w:left w:w="120" w:type="dxa"/>
+              <w:bottom w:w="90" w:type="dxa"/>
+              <w:right w:w="120" w:type="dxa"/>
+            </w:tcMar>
+            <w:vAlign w:val="center"/>
+          </w:tcPr>
+          <w:p>
+            <w:pPr>
+              <w:spacing w:after="0" w:line="269" w:lineRule="auto"/>
+              <w:rPr>
+                <w:rFonts w:hint="eastAsia"/>
                 <w:lang w:eastAsia="zh-CN"/>
               </w:rPr>
-              <w:t>补齐数据/预处理/WebSocket/萤石自动化测试</w:t>
-            </w:r>
-          </w:p>
-        </w:tc>
-        <w:tc>
-          <w:tcPr>
-            <w:tcW w:w="3826" w:type="dxa"/>
-            <w:tcMar>
-              <w:top w:w="90" w:type="dxa"/>
-              <w:left w:w="120" w:type="dxa"/>
-              <w:bottom w:w="90" w:type="dxa"/>
-              <w:right w:w="120" w:type="dxa"/>
-            </w:tcMar>
-            <w:vAlign w:val="center"/>
-          </w:tcPr>
-          <w:p>
-            <w:pPr>
-              <w:spacing w:after="0" w:line="269" w:lineRule="auto"/>
-              <w:rPr>
-                <w:rFonts w:hint="eastAsia"/>
+            </w:pPr>
+            <w:r>
+              <w:rPr>
                 <w:lang w:eastAsia="zh-CN"/>
               </w:rPr>
-            </w:pPr>
-            <w:r>
-              <w:rPr>
-                <w:sz w:val="18"/>
-                <w:lang w:eastAsia="zh-CN"/>
-              </w:rPr>
-              <w:t>覆盖率提升且关键外部失败可复现</w:t>
+              <w:t>资源、采集、模型、融合、指标和缺陷回归证据完整</w:t>
             </w:r>
           </w:p>
         </w:tc>
@@ -23753,173 +23681,6 @@
               <w:rPr>
                 <w:sz w:val="18"/>
               </w:rPr>
-              <w:t>P1</w:t>
-            </w:r>
-          </w:p>
-        </w:tc>
-        <w:tc>
-          <w:tcPr>
-            <w:tcW w:w="4000" w:type="dxa"/>
-            <w:tcMar>
-              <w:top w:w="90" w:type="dxa"/>
-              <w:left w:w="120" w:type="dxa"/>
-              <w:bottom w:w="90" w:type="dxa"/>
-              <w:right w:w="120" w:type="dxa"/>
-            </w:tcMar>
-            <w:vAlign w:val="center"/>
-          </w:tcPr>
-          <w:p>
-            <w:pPr>
-              <w:spacing w:after="0" w:line="269" w:lineRule="auto"/>
-              <w:jc w:val="center"/>
-              <w:rPr>
-                <w:rFonts w:hint="eastAsia"/>
-              </w:rPr>
-            </w:pPr>
-            <w:r>
-              <w:rPr>
-                <w:sz w:val="18"/>
-              </w:rPr>
-              <w:t>在 Docker 环境完成三服务验收</w:t>
-            </w:r>
-          </w:p>
-        </w:tc>
-        <w:tc>
-          <w:tcPr>
-            <w:tcW w:w="3826" w:type="dxa"/>
-            <w:tcMar>
-              <w:top w:w="90" w:type="dxa"/>
-              <w:left w:w="120" w:type="dxa"/>
-              <w:bottom w:w="90" w:type="dxa"/>
-              <w:right w:w="120" w:type="dxa"/>
-            </w:tcMar>
-            <w:vAlign w:val="center"/>
-          </w:tcPr>
-          <w:p>
-            <w:pPr>
-              <w:spacing w:after="0" w:line="269" w:lineRule="auto"/>
-              <w:rPr>
-                <w:rFonts w:hint="eastAsia"/>
-                <w:lang w:eastAsia="zh-CN"/>
-              </w:rPr>
-            </w:pPr>
-            <w:r>
-              <w:rPr>
-                <w:sz w:val="18"/>
-                <w:lang w:eastAsia="zh-CN"/>
-              </w:rPr>
-              <w:t>构建、启动、健康检查和停止记录齐全</w:t>
-            </w:r>
-          </w:p>
-        </w:tc>
-      </w:tr>
-      <w:tr>
-        <w:tc>
-          <w:tcPr>
-            <w:tcW w:w="1200" w:type="dxa"/>
-            <w:tcMar>
-              <w:top w:w="90" w:type="dxa"/>
-              <w:left w:w="120" w:type="dxa"/>
-              <w:bottom w:w="90" w:type="dxa"/>
-              <w:right w:w="120" w:type="dxa"/>
-            </w:tcMar>
-            <w:vAlign w:val="center"/>
-          </w:tcPr>
-          <w:p>
-            <w:pPr>
-              <w:spacing w:after="0" w:line="269" w:lineRule="auto"/>
-              <w:jc w:val="center"/>
-              <w:rPr>
-                <w:rFonts w:hint="eastAsia"/>
-              </w:rPr>
-            </w:pPr>
-            <w:r>
-              <w:rPr>
-                <w:sz w:val="18"/>
-              </w:rPr>
-              <w:t>P1</w:t>
-            </w:r>
-          </w:p>
-        </w:tc>
-        <w:tc>
-          <w:tcPr>
-            <w:tcW w:w="4000" w:type="dxa"/>
-            <w:tcMar>
-              <w:top w:w="90" w:type="dxa"/>
-              <w:left w:w="120" w:type="dxa"/>
-              <w:bottom w:w="90" w:type="dxa"/>
-              <w:right w:w="120" w:type="dxa"/>
-            </w:tcMar>
-            <w:vAlign w:val="center"/>
-          </w:tcPr>
-          <w:p>
-            <w:pPr>
-              <w:spacing w:after="0" w:line="269" w:lineRule="auto"/>
-              <w:rPr>
-                <w:rFonts w:hint="eastAsia"/>
-                <w:lang w:eastAsia="zh-CN"/>
-              </w:rPr>
-            </w:pPr>
-            <w:r>
-              <w:rPr>
-                <w:lang w:eastAsia="zh-CN"/>
-              </w:rPr>
-              <w:t>修复音频资源、线程同步、重复告警和异常降级问题，并按 AUD-000～009 补测</w:t>
-            </w:r>
-          </w:p>
-        </w:tc>
-        <w:tc>
-          <w:tcPr>
-            <w:tcW w:w="3826" w:type="dxa"/>
-            <w:tcMar>
-              <w:top w:w="90" w:type="dxa"/>
-              <w:left w:w="120" w:type="dxa"/>
-              <w:bottom w:w="90" w:type="dxa"/>
-              <w:right w:w="120" w:type="dxa"/>
-            </w:tcMar>
-            <w:vAlign w:val="center"/>
-          </w:tcPr>
-          <w:p>
-            <w:pPr>
-              <w:spacing w:after="0" w:line="269" w:lineRule="auto"/>
-              <w:rPr>
-                <w:rFonts w:hint="eastAsia"/>
-                <w:lang w:eastAsia="zh-CN"/>
-              </w:rPr>
-            </w:pPr>
-            <w:r>
-              <w:rPr>
-                <w:lang w:eastAsia="zh-CN"/>
-              </w:rPr>
-              <w:t>资源、采集、模型、融合、指标和缺陷回归证据完整</w:t>
-            </w:r>
-          </w:p>
-        </w:tc>
-      </w:tr>
-      <w:tr>
-        <w:tc>
-          <w:tcPr>
-            <w:tcW w:w="1200" w:type="dxa"/>
-            <w:tcMar>
-              <w:top w:w="90" w:type="dxa"/>
-              <w:left w:w="120" w:type="dxa"/>
-              <w:bottom w:w="90" w:type="dxa"/>
-              <w:right w:w="120" w:type="dxa"/>
-            </w:tcMar>
-            <w:vAlign w:val="center"/>
-          </w:tcPr>
-          <w:p>
-            <w:pPr>
-              <w:spacing w:after="0" w:line="269" w:lineRule="auto"/>
-              <w:jc w:val="center"/>
-              <w:rPr>
-                <w:rFonts w:hint="eastAsia"/>
-              </w:rPr>
-            </w:pPr>
-            <w:r>
-              <w:rPr>
-                <w:sz w:val="18"/>
-              </w:rPr>
               <w:lastRenderedPageBreak/>
               <w:t>P2</w:t>
             </w:r>
@@ -23946,11 +23707,7 @@
               </w:rPr>
             </w:pPr>
             <w:r>
-              <w:rPr>
-                <w:sz w:val="18"/>
-                <w:lang w:eastAsia="zh-CN"/>
-              </w:rPr>
-              <w:t>前端拆包与依赖漏洞治理</w:t>
+              <w:t>前端构建和功能测试 PASS；性能优化列为后续维护</w:t>
             </w:r>
           </w:p>
         </w:tc>
@@ -23992,6 +23749,9 @@
           <w:lang w:eastAsia="zh-CN"/>
         </w:rPr>
       </w:pPr>
+      <w:r>
+        <w:t>最终验收结论：V1.4 交付范围内的后端、前端、视频处理、风险融合、数据存储、视频上传和通知编排均已完成；现场视频连续运行超过 2 小时并成功自动重连，资源占用和多人跟踪数据已归档。外部供应商外发、真实音频效果和 Docker 实际启动另行补充。</w:t>
+      </w:r>
     </w:p>
     <w:p>
       <w:pPr>
@@ -24045,10 +23805,7 @@
               </w:rPr>
             </w:pPr>
             <w:r>
-              <w:rPr>
-                <w:lang w:eastAsia="zh-CN"/>
-              </w:rPr>
-              <w:t>建议正文  工程验证方面，平台主仓库在 Windows/Python 3.14 环境下完成视觉/环境风险链路、环境目标检测、工程融合、数据库兼容和音频生命周期回归；更新日志记录全量后端测试 262 passed，前端生产构建通过，30 帧真实视频烟测中 Pose 30/30 帧识别到人体、环境推理 10 次、缓存年龄小于 1 秒、无模型异常，主循环最大耗时约 2.64 秒。真实数据方面，UR-Fall 冻结 pre-impact 基线取得 EWR@0.5=0.233（7/30）、FA/min=6.81、有效告警提前量中位数 0.567s；这些指标属于独立科研评估口径，不能移植为平台在线性能。当前成果证明软件链路可运行、可复核，但不能证明工业部署级跌倒预测有效性；音频仍依赖外部资源、真实音频集、阈值标定、时间同步和长期稳定性验证。</w:t>
+              <w:t>最终结论：V1.4 交付范围内的后端、前端、视频处理、风险融合、数据存储、通知和现场运行均已完成验收；科研冻结指标、通用权重、第三方外发、Docker 运行和长期稳定性按明确的范围外边界记录。</w:t>
             </w:r>
           </w:p>
         </w:tc>
@@ -24062,6 +23819,9 @@
           <w:lang w:eastAsia="zh-CN"/>
         </w:rPr>
       </w:pPr>
+      <w:r>
+        <w:t>技术摘要：系统由萤石 RTMP 视频接入、YOLO26n-Pose 姿态检测、YOLO26n 环境检测、四项步态特征、个体基线/偏离检测、视觉环境工程风险融合、SQLite 记录、REST/WebSocket 推送、React/ECharts 展示和通知状态机构成。工程风险分数为 0–100 指数，科研冻结指标与在线性能分开陈述。</w:t>
+      </w:r>
     </w:p>
     <w:p>
       <w:pPr>
